--- a/Articulo_Sostenibilidad_EconomiaCircular_ESG.docx
+++ b/Articulo_Sostenibilidad_EconomiaCircular_ESG.docx
@@ -627,21 +627,21 @@
           <w:i w:val="false"/>
           <w:iCs w:val="false"/>
         </w:rPr>
-        <w:t xml:space="preserve">El pasaporte digital de producto es el eje más joven y, por ello, el de mayor dispersión. Adisorn et al. (2021) ofrecieron una de las primeras conceptualizaciones orientadas a la circularidad, definiéndolo como un repositorio estructurado de datos que acompaña al producto a lo largo de su vida. La literatura posterior lo discute sobre todo como respuesta al marco europeo de ecodiseño para productos sostenibles, que lo convierte en requisito para categorías prioritarias como baterías, textiles y electrónica.</w:t>
-      </w:r>
-    </w:p>
-    <w:p>
-      <w:pPr>
-        <w:spacing w:after="0" w:before="0" w:line="480" w:lineRule="auto"/>
-        <w:ind w:firstLine="720"/>
-        <w:jc w:val="both"/>
-      </w:pPr>
-      <w:r>
-        <w:rPr>
-          <w:i w:val="false"/>
-          <w:iCs w:val="false"/>
-        </w:rPr>
-        <w:t xml:space="preserve">El consenso emergente es que el valor del pasaporte no reside en el documento en sí, sino en la interoperabilidad de los datos que contiene. Sin estándares comunes de identificación, formato y verificación, el riesgo es multiplicar pasaportes incompatibles entre fabricantes. Dos tensiones recorren esta discusión. La primera es la gobernanza del dato: quién lo genera, quién lo custodia y quién puede auditarlo. La segunda es la tecnología de soporte, donde parte de la literatura propone cadenas de bloques para garantizar inmutabilidad, mientras que otra corriente lo considera innecesario y costoso frente a registros centralizados bien gobernados. Comparado con los ejes anteriores, aquí la evidencia empírica aún es escasa y predominan los marcos conceptuales y los estudios de prueba de concepto, lo que constituye en sí mismo un vacío de investigación.</w:t>
+        <w:t xml:space="preserve">El pasaporte digital de producto es el eje más joven y, por ello, el de mayor dispersión. Adisorn et al. (2021) ofrecieron una de las primeras conceptualizaciones orientadas a la circularidad, definiéndolo como un repositorio estructurado de datos que acompaña al producto a lo largo de su vida. Los trabajos más recientes lo operacionalizan como instrumento de trazabilidad para las decisiones de ciclo de vida y proponen principios de diseño y marcos tecnológicos para su implementación (Jensen et al., 2023; Langley et al., 2023; Voulgaridis et al., 2024). La literatura posterior lo discute sobre todo como respuesta al marco europeo de ecodiseño para productos sostenibles, que lo convierte en requisito para categorías prioritarias como baterías, textiles y electrónica.</w:t>
+      </w:r>
+    </w:p>
+    <w:p>
+      <w:pPr>
+        <w:spacing w:after="0" w:before="0" w:line="480" w:lineRule="auto"/>
+        <w:ind w:firstLine="720"/>
+        <w:jc w:val="both"/>
+      </w:pPr>
+      <w:r>
+        <w:rPr>
+          <w:i w:val="false"/>
+          <w:iCs w:val="false"/>
+        </w:rPr>
+        <w:t xml:space="preserve">El consenso emergente es que el valor del pasaporte no reside en el documento en sí, sino en la interoperabilidad de los datos que contiene (Psarommatis &amp; May, 2024). Sin estándares comunes de identificación, formato y verificación, el riesgo es multiplicar pasaportes incompatibles entre fabricantes. Dos tensiones recorren esta discusión. La primera es la gobernanza del dato: quién lo genera, quién lo custodia y quién puede auditarlo. La segunda es la tecnología de soporte, donde parte de la literatura propone cadenas de bloques para garantizar inmutabilidad, mientras que otra corriente lo considera innecesario y costoso frente a registros centralizados bien gobernados. Comparado con los ejes anteriores, aquí la evidencia empírica aún es escasa y predominan los marcos conceptuales y los estudios de prueba de concepto, lo que constituye en sí mismo un vacío de investigación.</w:t>
       </w:r>
     </w:p>
     <w:p>
@@ -669,7 +669,7 @@
           <w:i w:val="false"/>
           <w:iCs w:val="false"/>
         </w:rPr>
-        <w:t xml:space="preserve">La medición de la huella de carbono es, quizá, el terreno donde la convergencia entre lo técnico y lo financiero resulta más visible. Hertwich y Wood (2018) documentaron que las emisiones de alcance 3 —las que ocurren fuera de las fronteras directas de la empresa, en proveedores y uso del producto— suelen representar la mayor parte del impacto industrial, lo que desplaza el foco desde la planta hacia toda la cadena. El Protocolo de Gases de Efecto Invernadero (WBCSD &amp; WRI, 2011) sigue siendo el estándar de referencia, pero su aplicación por producto exige datos que, de nuevo, solo la trazabilidad digital puede proporcionar de forma fiable.</w:t>
+        <w:t xml:space="preserve">La medición de la huella de carbono es, quizá, el terreno donde la convergencia entre lo técnico y lo financiero resulta más visible. Hertwich y Wood (2018) documentaron que las emisiones de alcance 3 —las que ocurren fuera de las fronteras directas de la empresa, en proveedores y uso del producto— suelen representar la mayor parte del impacto industrial, lo que desplaza el foco desde la planta hacia toda la cadena. Revisiones recientes confirman que el alcance 3 puede superar el 75 % de las emisiones corporativas y que, pese a ello, su reporte sigue siendo mayoritariamente voluntario y basado en promedios sectoriales, lo que refuerza la necesidad de compartir datos verificables entre socios (Hettler &amp; Graf-Vlachy, 2024; Stenzel &amp; Waichman, 2023). El Protocolo de Gases de Efecto Invernadero (WBCSD &amp; WRI, 2011) sigue siendo el estándar de referencia, pero su aplicación por producto exige datos que, de nuevo, solo la trazabilidad digital puede proporcionar de forma fiable.</w:t>
       </w:r>
     </w:p>
     <w:p>
@@ -1387,6 +1387,34 @@
           <w:i w:val="false"/>
           <w:iCs w:val="false"/>
         </w:rPr>
+        <w:t xml:space="preserve">Hettler, M., &amp; Graf-Vlachy, L. (2024). Corporate scope 3 carbon emission reporting as an enabler of supply chain decarbonization: A systematic review and comprehensive research agenda. </w:t>
+      </w:r>
+      <w:r>
+        <w:rPr>
+          <w:i/>
+          <w:iCs/>
+        </w:rPr>
+        <w:t xml:space="preserve">Business Strategy and the Environment, 33</w:t>
+      </w:r>
+      <w:r>
+        <w:rPr>
+          <w:i w:val="false"/>
+          <w:iCs w:val="false"/>
+        </w:rPr>
+        <w:t xml:space="preserve">(2), 263–282. https://doi.org/10.1002/bse.3486</w:t>
+      </w:r>
+    </w:p>
+    <w:p>
+      <w:pPr>
+        <w:spacing w:after="0" w:before="0" w:line="480" w:lineRule="auto"/>
+        <w:ind w:left="720" w:hanging="720"/>
+        <w:jc w:val="left"/>
+      </w:pPr>
+      <w:r>
+        <w:rPr>
+          <w:i w:val="false"/>
+          <w:iCs w:val="false"/>
+        </w:rPr>
         <w:t xml:space="preserve">Ivanov, D. (2023). The Industry 5.0 framework: Viability-based integration of the resilience, sustainability and human-centricity perspectives. </w:t>
       </w:r>
       <w:r>
@@ -1415,6 +1443,34 @@
           <w:i w:val="false"/>
           <w:iCs w:val="false"/>
         </w:rPr>
+        <w:t xml:space="preserve">Jensen, S. F., Kristensen, J. H., Adamsen, S., Christensen, A., &amp; Waehrens, B. V. (2023). Digital product passports for a circular economy: Data needs for product life cycle decision-making. </w:t>
+      </w:r>
+      <w:r>
+        <w:rPr>
+          <w:i/>
+          <w:iCs/>
+        </w:rPr>
+        <w:t xml:space="preserve">Sustainable Production and Consumption, 37</w:t>
+      </w:r>
+      <w:r>
+        <w:rPr>
+          <w:i w:val="false"/>
+          <w:iCs w:val="false"/>
+        </w:rPr>
+        <w:t xml:space="preserve">, 242–255. https://doi.org/10.1016/j.spc.2023.02.021</w:t>
+      </w:r>
+    </w:p>
+    <w:p>
+      <w:pPr>
+        <w:spacing w:after="0" w:before="0" w:line="480" w:lineRule="auto"/>
+        <w:ind w:left="720" w:hanging="720"/>
+        <w:jc w:val="left"/>
+      </w:pPr>
+      <w:r>
+        <w:rPr>
+          <w:i w:val="false"/>
+          <w:iCs w:val="false"/>
+        </w:rPr>
         <w:t xml:space="preserve">Kagermann, H., Wahlster, W., &amp; Helbig, J. (2013). </w:t>
       </w:r>
       <w:r>
@@ -1527,6 +1583,34 @@
           <w:i w:val="false"/>
           <w:iCs w:val="false"/>
         </w:rPr>
+        <w:t xml:space="preserve">Langley, D. J., Rosca, E., Angelopoulos, M., Kamminga, O., &amp; Hooijer, C. (2023). Orchestrating a smart circular economy: Guiding principles for digital product passports. </w:t>
+      </w:r>
+      <w:r>
+        <w:rPr>
+          <w:i/>
+          <w:iCs/>
+        </w:rPr>
+        <w:t xml:space="preserve">Journal of Business Research, 169</w:t>
+      </w:r>
+      <w:r>
+        <w:rPr>
+          <w:i w:val="false"/>
+          <w:iCs w:val="false"/>
+        </w:rPr>
+        <w:t xml:space="preserve">, 114259. https://doi.org/10.1016/j.jbusres.2023.114259</w:t>
+      </w:r>
+    </w:p>
+    <w:p>
+      <w:pPr>
+        <w:spacing w:after="0" w:before="0" w:line="480" w:lineRule="auto"/>
+        <w:ind w:left="720" w:hanging="720"/>
+        <w:jc w:val="left"/>
+      </w:pPr>
+      <w:r>
+        <w:rPr>
+          <w:i w:val="false"/>
+          <w:iCs w:val="false"/>
+        </w:rPr>
         <w:t xml:space="preserve">Leng, J., Sha, W., Wang, B., Zheng, P., Zhuang, C., Liu, Q., Wuest, T., Mourtzis, D., &amp; Wang, L. (2022). Industry 5.0: Prospect and retrospect. </w:t>
       </w:r>
       <w:r>
@@ -1751,6 +1835,34 @@
           <w:i w:val="false"/>
           <w:iCs w:val="false"/>
         </w:rPr>
+        <w:t xml:space="preserve">Psarommatis, F., &amp; May, G. (2024). Digital product passport: A pathway to circularity and sustainability in modern manufacturing. </w:t>
+      </w:r>
+      <w:r>
+        <w:rPr>
+          <w:i/>
+          <w:iCs/>
+        </w:rPr>
+        <w:t xml:space="preserve">Sustainability, 16</w:t>
+      </w:r>
+      <w:r>
+        <w:rPr>
+          <w:i w:val="false"/>
+          <w:iCs w:val="false"/>
+        </w:rPr>
+        <w:t xml:space="preserve">(1), 396. https://doi.org/10.3390/su16010396</w:t>
+      </w:r>
+    </w:p>
+    <w:p>
+      <w:pPr>
+        <w:spacing w:after="0" w:before="0" w:line="480" w:lineRule="auto"/>
+        <w:ind w:left="720" w:hanging="720"/>
+        <w:jc w:val="left"/>
+      </w:pPr>
+      <w:r>
+        <w:rPr>
+          <w:i w:val="false"/>
+          <w:iCs w:val="false"/>
+        </w:rPr>
         <w:t xml:space="preserve">Rajput, S., &amp; Singh, S. P. (2019). Connecting circular economy and Industry 4.0. </w:t>
       </w:r>
       <w:r>
@@ -1891,6 +2003,34 @@
           <w:i w:val="false"/>
           <w:iCs w:val="false"/>
         </w:rPr>
+        <w:t xml:space="preserve">Stenzel, A., &amp; Waichman, I. (2023). Supply-chain data sharing for scope 3 emissions. </w:t>
+      </w:r>
+      <w:r>
+        <w:rPr>
+          <w:i/>
+          <w:iCs/>
+        </w:rPr>
+        <w:t xml:space="preserve">npj Climate Action, 2</w:t>
+      </w:r>
+      <w:r>
+        <w:rPr>
+          <w:i w:val="false"/>
+          <w:iCs w:val="false"/>
+        </w:rPr>
+        <w:t xml:space="preserve">, 7. https://doi.org/10.1038/s44168-023-00032-x</w:t>
+      </w:r>
+    </w:p>
+    <w:p>
+      <w:pPr>
+        <w:spacing w:after="0" w:before="0" w:line="480" w:lineRule="auto"/>
+        <w:ind w:left="720" w:hanging="720"/>
+        <w:jc w:val="left"/>
+      </w:pPr>
+      <w:r>
+        <w:rPr>
+          <w:i w:val="false"/>
+          <w:iCs w:val="false"/>
+        </w:rPr>
         <w:t xml:space="preserve">Tseng, M.-L., Islam, M. S., Karia, N., Fauzi, F. A., &amp; Afrin, S. (2019). A literature review on green supply chain management: Trends and future challenges. </w:t>
       </w:r>
       <w:r>
@@ -1906,6 +2046,34 @@
           <w:iCs w:val="false"/>
         </w:rPr>
         <w:t xml:space="preserve">, 145–162. https://doi.org/10.1016/j.resconrec.2018.10.009</w:t>
+      </w:r>
+    </w:p>
+    <w:p>
+      <w:pPr>
+        <w:spacing w:after="0" w:before="0" w:line="480" w:lineRule="auto"/>
+        <w:ind w:left="720" w:hanging="720"/>
+        <w:jc w:val="left"/>
+      </w:pPr>
+      <w:r>
+        <w:rPr>
+          <w:i w:val="false"/>
+          <w:iCs w:val="false"/>
+        </w:rPr>
+        <w:t xml:space="preserve">Voulgaridis, K., Lagkas, T., Angelopoulos, C. M., Boulogeorgos, A.-A. A., Argyriou, V., &amp; Sarigiannidis, P. (2024). Digital product passports as enablers of digital circular economy: A framework based on technological perspective. </w:t>
+      </w:r>
+      <w:r>
+        <w:rPr>
+          <w:i/>
+          <w:iCs/>
+        </w:rPr>
+        <w:t xml:space="preserve">Telecommunication Systems, 85</w:t>
+      </w:r>
+      <w:r>
+        <w:rPr>
+          <w:i w:val="false"/>
+          <w:iCs w:val="false"/>
+        </w:rPr>
+        <w:t xml:space="preserve">(4), 699–715. https://doi.org/10.1007/s11235-024-01104-x</w:t>
       </w:r>
     </w:p>
     <w:p>
@@ -2017,7 +2185,7 @@
           <w:i w:val="false"/>
           <w:iCs w:val="false"/>
         </w:rPr>
-        <w:t xml:space="preserve">Esta lista reúne 36 fuentes reales y reconocidas que sirven de columna vertebral del artículo. La rúbrica exige un mínimo de 50 referencias, con al menos 60 % publicadas en los últimos cinco años y la documentación de tu propia búsqueda. Para cumplirlo: (1) verifica cada referencia de arriba en la fuente original (DOI, volumen y páginas); (2) ejecuta la ecuación de búsqueda en Scopus y Web of Science y añade de 14 a 20 artículos recientes (2022–2026) sobre pasaporte digital de producto, métricas ESG en manufactura y descarbonización; (3) registra cada artículo en la matriz de Excel compartida con su aporte; y (4) ajusta las cifras del flujo PRISMA (412/316/102/58) a los resultados reales de tu búsqueda.</w:t>
+        <w:t xml:space="preserve">Esta lista reúne 42 fuentes reales que sirven de columna vertebral del artículo; seis de ellas (2023–2024) fueron localizadas y verificadas por búsqueda web, con su DOI. La rúbrica exige un mínimo de 50 referencias, con al menos 60 % publicadas en los últimos cinco años y la documentación de tu propia búsqueda. Para cumplirlo: (1) verifica cada referencia en la fuente original (DOI, volumen y páginas); (2) ejecuta la ecuación de búsqueda en Scopus y Web of Science y añade al menos ocho artículos recientes (2022–2026) sobre pasaporte digital de producto, métricas ESG en manufactura y descarbonización, de modo que el 60 % del total quede en los últimos cinco años; (3) registra cada artículo en la matriz de Excel compartida con su aporte; y (4) ajusta las cifras del flujo PRISMA (412/316/102/58) a los resultados reales de tu búsqueda.</w:t>
       </w:r>
     </w:p>
     <w:p>

--- a/Articulo_Sostenibilidad_EconomiaCircular_ESG.docx
+++ b/Articulo_Sostenibilidad_EconomiaCircular_ESG.docx
@@ -585,21 +585,21 @@
           <w:i w:val="false"/>
           <w:iCs w:val="false"/>
         </w:rPr>
-        <w:t xml:space="preserve">La gestión verde de la cadena de suministro tiene raíces más antiguas y, por ello, un cuerpo empírico más maduro. Desde la revisión fundacional de Srivastava (2007) y los modelos de medición de Zhu et al. (2008), el campo ha documentado que las prácticas verdes —compras ambientales, ecodiseño, logística inversa— pueden mejorar el desempeño ambiental sin sacrificar el económico, aunque los resultados dependen del contexto sectorial (Sarkis et al., 2011). Carter y Rogers (2008) ampliaron el marco al integrar la dimensión social, dando paso a la noción de cadena de suministro sostenible.</w:t>
-      </w:r>
-    </w:p>
-    <w:p>
-      <w:pPr>
-        <w:spacing w:after="0" w:before="0" w:line="480" w:lineRule="auto"/>
-        <w:ind w:firstLine="720"/>
-        <w:jc w:val="both"/>
-      </w:pPr>
-      <w:r>
-        <w:rPr>
-          <w:i w:val="false"/>
-          <w:iCs w:val="false"/>
-        </w:rPr>
-        <w:t xml:space="preserve">Los trabajos recientes incorporan dos énfasis nuevos. El primero es la logística inversa y los circuitos cerrados como columna vertebral de la circularidad: Govindan et al. (2015) sistematizaron cómo la recuperación de producto conecta el final de vida con nuevos ciclos productivos. El segundo es la resiliencia, impulsada por las disrupciones recientes de las cadenas globales. Aquí se observa una convergencia relevante con la Industria 5.0, que coloca la resiliencia junto a la sostenibilidad y la centralidad humana (Ivanov, 2023). No obstante, varios autores advierten un riesgo de greenwashing logístico: declarar cadenas verdes sin datos verificables aguas arriba, justamente el problema que la trazabilidad digital promete resolver.</w:t>
+        <w:t xml:space="preserve">La gestión verde de la cadena de suministro tiene raíces más antiguas y, por ello, un cuerpo empírico más maduro. Desde la revisión fundacional de Srivastava (2007) y los modelos de medición de Zhu et al. (2008), el campo ha documentado que las prácticas verdes —compras ambientales, ecodiseño, logística inversa— pueden mejorar el desempeño ambiental sin sacrificar el económico, aunque los resultados dependen del contexto sectorial (Sarkis et al., 2011; Wiredu et al., 2024). Carter y Rogers (2008) ampliaron el marco al integrar la dimensión social, dando paso a la noción de cadena de suministro sostenible.</w:t>
+      </w:r>
+    </w:p>
+    <w:p>
+      <w:pPr>
+        <w:spacing w:after="0" w:before="0" w:line="480" w:lineRule="auto"/>
+        <w:ind w:firstLine="720"/>
+        <w:jc w:val="both"/>
+      </w:pPr>
+      <w:r>
+        <w:rPr>
+          <w:i w:val="false"/>
+          <w:iCs w:val="false"/>
+        </w:rPr>
+        <w:t xml:space="preserve">Los trabajos recientes incorporan dos énfasis nuevos. El primero es la logística inversa y los circuitos cerrados como columna vertebral de la circularidad: Govindan et al. (2015) sistematizaron cómo la recuperación de producto conecta el final de vida con nuevos ciclos productivos. Las revisiones más recientes sitúan a las tecnologías de la Industria 4.0 y a la transformación digital como los principales habilitadores de estas cadenas de suministro circulares (Nureen et al., 2023; Taddei et al., 2022). El segundo es la resiliencia, impulsada por las disrupciones recientes de las cadenas globales. Aquí se observa una convergencia relevante con la Industria 5.0, que coloca la resiliencia junto a la sostenibilidad y la centralidad humana (Ivanov, 2023). No obstante, varios autores advierten un riesgo de greenwashing logístico: declarar cadenas verdes sin datos verificables aguas arriba, justamente el problema que la trazabilidad digital promete resolver.</w:t>
       </w:r>
     </w:p>
     <w:p>
@@ -641,7 +641,7 @@
           <w:i w:val="false"/>
           <w:iCs w:val="false"/>
         </w:rPr>
-        <w:t xml:space="preserve">El consenso emergente es que el valor del pasaporte no reside en el documento en sí, sino en la interoperabilidad de los datos que contiene (Psarommatis &amp; May, 2024). Sin estándares comunes de identificación, formato y verificación, el riesgo es multiplicar pasaportes incompatibles entre fabricantes. Dos tensiones recorren esta discusión. La primera es la gobernanza del dato: quién lo genera, quién lo custodia y quién puede auditarlo. La segunda es la tecnología de soporte, donde parte de la literatura propone cadenas de bloques para garantizar inmutabilidad, mientras que otra corriente lo considera innecesario y costoso frente a registros centralizados bien gobernados. Comparado con los ejes anteriores, aquí la evidencia empírica aún es escasa y predominan los marcos conceptuales y los estudios de prueba de concepto, lo que constituye en sí mismo un vacío de investigación.</w:t>
+        <w:t xml:space="preserve">El consenso emergente es que el valor del pasaporte no reside en el documento en sí, sino en la interoperabilidad de los datos que contiene (Psarommatis &amp; May, 2024). Sin estándares comunes de identificación, formato y verificación, el riesgo es multiplicar pasaportes incompatibles entre fabricantes. Dos tensiones recorren esta discusión. La primera es la gobernanza del dato: quién lo genera, quién lo custodia y quién puede auditarlo. La segunda es la tecnología de soporte, donde parte de la literatura propone cadenas de bloques para garantizar inmutabilidad, mientras que otra corriente lo considera innecesario y costoso frente a registros centralizados bien gobernados; las revisiones recientes coinciden en que la cadena de bloques puede aportar trazabilidad e inmutabilidad, pero su adopción aún enfrenta barreras técnicas y de costo (Abbas &amp; Myeong, 2024). Comparado con los ejes anteriores, aquí la evidencia empírica aún es escasa y predominan los marcos conceptuales y los estudios de prueba de concepto, lo que constituye en sí mismo un vacío de investigación.</w:t>
       </w:r>
     </w:p>
     <w:p>
@@ -683,7 +683,7 @@
           <w:i w:val="false"/>
           <w:iCs w:val="false"/>
         </w:rPr>
-        <w:t xml:space="preserve">La literatura reciente vincula de manera explícita digitalización y descarbonización. Ghobakhloo (2020) y Bai et al. (2020) argumentan que las tecnologías de la Industria 4.0 ofrecen oportunidades claras de sostenibilidad, aunque advierten que su efecto neto no es automático: la propia infraestructura digital consume energía y materiales. De ahí que varios trabajos insistan en evaluar el balance completo mediante análisis de ciclo de vida, y no solo las emisiones operativas. El punto de encuentro de los autores es que la contabilidad de carbono se está convirtiendo en la métrica puente entre la economía circular y el reporte ESG, porque traduce decisiones de diseño y de cadena en una cifra comparable y, crecientemente, exigible.</w:t>
+        <w:t xml:space="preserve">La literatura reciente vincula de manera explícita digitalización y descarbonización. Ghobakhloo (2020), Bai et al. (2020) y Ching et al. (2022) argumentan que las tecnologías de la Industria 4.0 ofrecen oportunidades claras de sostenibilidad, aunque advierten que su efecto neto no es automático: la propia infraestructura digital consume energía y materiales. De ahí que varios trabajos insistan en evaluar el balance completo mediante análisis de ciclo de vida, y no solo las emisiones operativas. El punto de encuentro de los autores es que la contabilidad de carbono se está convirtiendo en la métrica puente entre la economía circular y el reporte ESG, porque traduce decisiones de diseño y de cadena en una cifra comparable y, crecientemente, exigible.</w:t>
       </w:r>
     </w:p>
     <w:p>
@@ -711,21 +711,21 @@
           <w:i w:val="false"/>
           <w:iCs w:val="false"/>
         </w:rPr>
-        <w:t xml:space="preserve">El cuarto componente aporta el marco de evaluación. La evidencia agregada por Friede et al. (2015), que sintetizaron más de dos mil estudios, sugiere una relación mayoritariamente positiva o neutra entre desempeño ESG y desempeño financiero, lo que ayuda a explicar la adopción empresarial. Khan et al. (2016) matizaron ese hallazgo al demostrar que lo que importa no es cualquier métrica ESG, sino las materiales para el sector, un criterio clave para la manufactura, donde los temas ambientales pesan de modo distinto que en servicios.</w:t>
-      </w:r>
-    </w:p>
-    <w:p>
-      <w:pPr>
-        <w:spacing w:after="0" w:before="0" w:line="480" w:lineRule="auto"/>
-        <w:ind w:firstLine="720"/>
-        <w:jc w:val="both"/>
-      </w:pPr>
-      <w:r>
-        <w:rPr>
-          <w:i w:val="false"/>
-          <w:iCs w:val="false"/>
-        </w:rPr>
-        <w:t xml:space="preserve">El principal problema que atraviesa la literatura es la divergencia de las calificaciones ESG. Berg et al. (2022) mostraron que distintas agencias evalúan a una misma empresa de forma inconsistente, lo que erosiona la comparabilidad y abre espacio al greenwashing. Aquí se cierra el círculo argumental de esta revisión: si las métricas ESG dependen de datos que hoy son autorreportados y difícilmente verificables, entonces el pasaporte digital de producto y la contabilidad de carbono trazable no son solo herramientas circulares, sino la posible infraestructura de verificación que los marcos ESG necesitan para ganar credibilidad. Esta conexión, sin embargo, apenas comienza a explorarse de forma empírica.</w:t>
+        <w:t xml:space="preserve">El cuarto componente aporta el marco de evaluación. La evidencia agregada por Friede et al. (2015), que sintetizaron más de dos mil estudios, sugiere una relación mayoritariamente positiva o neutra entre desempeño ESG y desempeño financiero, lo que ayuda a explicar la adopción empresarial. Khan et al. (2016) matizaron ese hallazgo al demostrar que lo que importa no es cualquier métrica ESG, sino las materiales para el sector, un criterio clave para la manufactura, donde los temas ambientales pesan de modo distinto que en servicios. La evidencia reciente en el sector sugiere, además, que la transformación digital y la innovación verde refuerzan el desempeño ESG de las empresas manufactureras (Wang et al., 2023; Yang et al., 2024).</w:t>
+      </w:r>
+    </w:p>
+    <w:p>
+      <w:pPr>
+        <w:spacing w:after="0" w:before="0" w:line="480" w:lineRule="auto"/>
+        <w:ind w:firstLine="720"/>
+        <w:jc w:val="both"/>
+      </w:pPr>
+      <w:r>
+        <w:rPr>
+          <w:i w:val="false"/>
+          <w:iCs w:val="false"/>
+        </w:rPr>
+        <w:t xml:space="preserve">El principal problema que atraviesa la literatura es la divergencia de las calificaciones ESG. Berg et al. (2022) mostraron que distintas agencias evalúan a una misma empresa de forma inconsistente, lo que erosiona la comparabilidad y abre espacio al greenwashing. Aquí se cierra el círculo argumental de esta revisión: si las métricas ESG dependen de datos que hoy son autorreportados y difícilmente verificables, entonces el pasaporte digital de producto y la contabilidad de carbono trazable no son solo herramientas circulares, sino la posible infraestructura de verificación que los marcos ESG necesitan para ganar credibilidad. Propuestas recientes que combinan internet industrial de las cosas y cadenas de bloques bajo un marco ESG apuntan justamente en esa dirección (Qian et al., 2023). Esta conexión, sin embargo, apenas comienza a explorarse de forma empírica.</w:t>
       </w:r>
     </w:p>
     <w:p>
@@ -809,7 +809,7 @@
           <w:i w:val="false"/>
           <w:iCs w:val="false"/>
         </w:rPr>
-        <w:t xml:space="preserve">Finalmente, estos hallazgos dialogan de manera natural con los pilares de la Industria 5.0 (Xu et al., 2021; Leng et al., 2022). La sostenibilidad se ve reforzada cuando la circularidad se vuelve medible; la resiliencia se fortalece cuando la trazabilidad permite reconfigurar cadenas ante disrupciones; y la centralidad humana recuerda que detrás de cada métrica hay decisiones y trabajadores, y que la automatización de la sostenibilidad no debe desplazar el juicio ni la equidad (Nahavandi, 2019; Ivanov, 2023). La Industria 5.0, leída desde esta revisión, no es una etapa posterior a la 4.0, sino un marco de propósito que orienta hacia dónde debería apuntar la digitalización de la manufactura.</w:t>
+        <w:t xml:space="preserve">Finalmente, estos hallazgos dialogan de manera natural con los pilares de la Industria 5.0 (Xu et al., 2021; Leng et al., 2022; Atif, 2023). La sostenibilidad se ve reforzada cuando la circularidad se vuelve medible; la resiliencia se fortalece cuando la trazabilidad permite reconfigurar cadenas ante disrupciones; y la centralidad humana recuerda que detrás de cada métrica hay decisiones y trabajadores, y que la automatización de la sostenibilidad no debe desplazar el juicio ni la equidad (Nahavandi, 2019; Ivanov, 2023). La Industria 5.0, leída desde esta revisión, no es una etapa posterior a la 4.0, sino un marco de propósito que orienta hacia dónde debería apuntar la digitalización de la manufactura.</w:t>
       </w:r>
     </w:p>
     <w:p>
@@ -995,6 +995,34 @@
           <w:i w:val="false"/>
           <w:iCs w:val="false"/>
         </w:rPr>
+        <w:t xml:space="preserve">Abbas, Z., &amp; Myeong, S. (2024). A comprehensive study of blockchain technology and its role in promoting sustainability and circularity across large-scale industry. </w:t>
+      </w:r>
+      <w:r>
+        <w:rPr>
+          <w:i/>
+          <w:iCs/>
+        </w:rPr>
+        <w:t xml:space="preserve">Sustainability, 16</w:t>
+      </w:r>
+      <w:r>
+        <w:rPr>
+          <w:i w:val="false"/>
+          <w:iCs w:val="false"/>
+        </w:rPr>
+        <w:t xml:space="preserve">(10), 4232. https://doi.org/10.3390/su16104232</w:t>
+      </w:r>
+    </w:p>
+    <w:p>
+      <w:pPr>
+        <w:spacing w:after="0" w:before="0" w:line="480" w:lineRule="auto"/>
+        <w:ind w:left="720" w:hanging="720"/>
+        <w:jc w:val="left"/>
+      </w:pPr>
+      <w:r>
+        <w:rPr>
+          <w:i w:val="false"/>
+          <w:iCs w:val="false"/>
+        </w:rPr>
         <w:t xml:space="preserve">Adisorn, T., Tholen, L., &amp; Götz, T. (2021). Towards a digital product passport fit for contributing to a circular economy. </w:t>
       </w:r>
       <w:r>
@@ -1023,6 +1051,34 @@
           <w:i w:val="false"/>
           <w:iCs w:val="false"/>
         </w:rPr>
+        <w:t xml:space="preserve">Atif, S. (2023). Analysing the alignment between circular economy and Industry 4.0 nexus with Industry 5.0 era: An integrative systematic literature review. </w:t>
+      </w:r>
+      <w:r>
+        <w:rPr>
+          <w:i/>
+          <w:iCs/>
+        </w:rPr>
+        <w:t xml:space="preserve">Sustainable Development, 31</w:t>
+      </w:r>
+      <w:r>
+        <w:rPr>
+          <w:i w:val="false"/>
+          <w:iCs w:val="false"/>
+        </w:rPr>
+        <w:t xml:space="preserve">(4), 2155–2175. https://doi.org/10.1002/sd.2542</w:t>
+      </w:r>
+    </w:p>
+    <w:p>
+      <w:pPr>
+        <w:spacing w:after="0" w:before="0" w:line="480" w:lineRule="auto"/>
+        <w:ind w:left="720" w:hanging="720"/>
+        <w:jc w:val="left"/>
+      </w:pPr>
+      <w:r>
+        <w:rPr>
+          <w:i w:val="false"/>
+          <w:iCs w:val="false"/>
+        </w:rPr>
         <w:t xml:space="preserve">Bai, C., Dallasega, P., Orzes, G., &amp; Sarkis, J. (2020). Industry 4.0 technologies assessment: A sustainability perspective. </w:t>
       </w:r>
       <w:r>
@@ -1135,6 +1191,34 @@
           <w:i w:val="false"/>
           <w:iCs w:val="false"/>
         </w:rPr>
+        <w:t xml:space="preserve">Ching, N. T., Ghobakhloo, M., Iranmanesh, M., Maroufkhani, P., &amp; Asadi, S. (2022). Industry 4.0 applications for sustainable manufacturing: A systematic literature review and a roadmap to sustainable development. </w:t>
+      </w:r>
+      <w:r>
+        <w:rPr>
+          <w:i/>
+          <w:iCs/>
+        </w:rPr>
+        <w:t xml:space="preserve">Journal of Cleaner Production, 334</w:t>
+      </w:r>
+      <w:r>
+        <w:rPr>
+          <w:i w:val="false"/>
+          <w:iCs w:val="false"/>
+        </w:rPr>
+        <w:t xml:space="preserve">, 130133. https://doi.org/10.1016/j.jclepro.2021.130133</w:t>
+      </w:r>
+    </w:p>
+    <w:p>
+      <w:pPr>
+        <w:spacing w:after="0" w:before="0" w:line="480" w:lineRule="auto"/>
+        <w:ind w:left="720" w:hanging="720"/>
+        <w:jc w:val="left"/>
+      </w:pPr>
+      <w:r>
+        <w:rPr>
+          <w:i w:val="false"/>
+          <w:iCs w:val="false"/>
+        </w:rPr>
         <w:t xml:space="preserve">Eccles, R. G., Ioannou, I., &amp; Serafeim, G. (2014). The impact of corporate sustainability on organizational processes and performance. </w:t>
       </w:r>
       <w:r>
@@ -1807,6 +1891,34 @@
           <w:i w:val="false"/>
           <w:iCs w:val="false"/>
         </w:rPr>
+        <w:t xml:space="preserve">Nureen, N., Sun, H., Irfan, M., Nuta, A. C., &amp; Malik, M. (2023). Digital transformation: Fresh insights to implement green supply chain management, eco-technological innovation, and collaborative capability in manufacturing sector of an emerging economy. </w:t>
+      </w:r>
+      <w:r>
+        <w:rPr>
+          <w:i/>
+          <w:iCs/>
+        </w:rPr>
+        <w:t xml:space="preserve">Environmental Science and Pollution Research, 30</w:t>
+      </w:r>
+      <w:r>
+        <w:rPr>
+          <w:i w:val="false"/>
+          <w:iCs w:val="false"/>
+        </w:rPr>
+        <w:t xml:space="preserve">(32), 78168–78181. https://doi.org/10.1007/s11356-023-27796-3</w:t>
+      </w:r>
+    </w:p>
+    <w:p>
+      <w:pPr>
+        <w:spacing w:after="0" w:before="0" w:line="480" w:lineRule="auto"/>
+        <w:ind w:left="720" w:hanging="720"/>
+        <w:jc w:val="left"/>
+      </w:pPr>
+      <w:r>
+        <w:rPr>
+          <w:i w:val="false"/>
+          <w:iCs w:val="false"/>
+        </w:rPr>
         <w:t xml:space="preserve">Page, M. J., McKenzie, J. E., Bossuyt, P. M., Boutron, I., Hoffmann, T. C., Mulrow, C. D., Shamseer, L., Tetzlaff, J. M., Akl, E. A., Brennan, S. E., Chou, R., Glanville, J., Grimshaw, J. M., Hróbjartsson, A., Lalu, M. M., Li, T., Loder, E. W., Mayo-Wilson, E., McDonald, S., … Moher, D. (2021). The PRISMA 2020 statement: An updated guideline for reporting systematic reviews. </w:t>
       </w:r>
       <w:r>
@@ -1863,6 +1975,34 @@
           <w:i w:val="false"/>
           <w:iCs w:val="false"/>
         </w:rPr>
+        <w:t xml:space="preserve">Qian, C., Gao, Y., &amp; Chen, L. (2023). Green supply chain circular economy evaluation system based on industrial internet of things and blockchain technology under ESG concept. </w:t>
+      </w:r>
+      <w:r>
+        <w:rPr>
+          <w:i/>
+          <w:iCs/>
+        </w:rPr>
+        <w:t xml:space="preserve">Processes, 11</w:t>
+      </w:r>
+      <w:r>
+        <w:rPr>
+          <w:i w:val="false"/>
+          <w:iCs w:val="false"/>
+        </w:rPr>
+        <w:t xml:space="preserve">(7), 1999. https://doi.org/10.3390/pr11071999</w:t>
+      </w:r>
+    </w:p>
+    <w:p>
+      <w:pPr>
+        <w:spacing w:after="0" w:before="0" w:line="480" w:lineRule="auto"/>
+        <w:ind w:left="720" w:hanging="720"/>
+        <w:jc w:val="left"/>
+      </w:pPr>
+      <w:r>
+        <w:rPr>
+          <w:i w:val="false"/>
+          <w:iCs w:val="false"/>
+        </w:rPr>
         <w:t xml:space="preserve">Rajput, S., &amp; Singh, S. P. (2019). Connecting circular economy and Industry 4.0. </w:t>
       </w:r>
       <w:r>
@@ -2031,6 +2171,34 @@
           <w:i w:val="false"/>
           <w:iCs w:val="false"/>
         </w:rPr>
+        <w:t xml:space="preserve">Taddei, E., Sassanelli, C., Rosa, P., &amp; Terzi, S. (2022). Circular supply chains in the era of Industry 4.0: A systematic literature review. </w:t>
+      </w:r>
+      <w:r>
+        <w:rPr>
+          <w:i/>
+          <w:iCs/>
+        </w:rPr>
+        <w:t xml:space="preserve">Computers &amp; Industrial Engineering, 170</w:t>
+      </w:r>
+      <w:r>
+        <w:rPr>
+          <w:i w:val="false"/>
+          <w:iCs w:val="false"/>
+        </w:rPr>
+        <w:t xml:space="preserve">, 108268. https://doi.org/10.1016/j.cie.2022.108268</w:t>
+      </w:r>
+    </w:p>
+    <w:p>
+      <w:pPr>
+        <w:spacing w:after="0" w:before="0" w:line="480" w:lineRule="auto"/>
+        <w:ind w:left="720" w:hanging="720"/>
+        <w:jc w:val="left"/>
+      </w:pPr>
+      <w:r>
+        <w:rPr>
+          <w:i w:val="false"/>
+          <w:iCs w:val="false"/>
+        </w:rPr>
         <w:t xml:space="preserve">Tseng, M.-L., Islam, M. S., Karia, N., Fauzi, F. A., &amp; Afrin, S. (2019). A literature review on green supply chain management: Trends and future challenges. </w:t>
       </w:r>
       <w:r>
@@ -2087,6 +2255,62 @@
           <w:i w:val="false"/>
           <w:iCs w:val="false"/>
         </w:rPr>
+        <w:t xml:space="preserve">Wang, J., Hong, Z., &amp; Long, H. (2023). Digital transformation empowers ESG performance in the manufacturing industry: From ESG to DESG. </w:t>
+      </w:r>
+      <w:r>
+        <w:rPr>
+          <w:i/>
+          <w:iCs/>
+        </w:rPr>
+        <w:t xml:space="preserve">SAGE Open, 13</w:t>
+      </w:r>
+      <w:r>
+        <w:rPr>
+          <w:i w:val="false"/>
+          <w:iCs w:val="false"/>
+        </w:rPr>
+        <w:t xml:space="preserve">(4). https://doi.org/10.1177/21582440231204158</w:t>
+      </w:r>
+    </w:p>
+    <w:p>
+      <w:pPr>
+        <w:spacing w:after="0" w:before="0" w:line="480" w:lineRule="auto"/>
+        <w:ind w:left="720" w:hanging="720"/>
+        <w:jc w:val="left"/>
+      </w:pPr>
+      <w:r>
+        <w:rPr>
+          <w:i w:val="false"/>
+          <w:iCs w:val="false"/>
+        </w:rPr>
+        <w:t xml:space="preserve">Wiredu, J., Yang, Q., Sampene, A. K., Gyamfi, B. A., &amp; Asongu, S. A. (2024). The effect of green supply chain management practices on corporate environmental performance: Does supply chain competitive advantage matter? </w:t>
+      </w:r>
+      <w:r>
+        <w:rPr>
+          <w:i/>
+          <w:iCs/>
+        </w:rPr>
+        <w:t xml:space="preserve">Business Strategy and the Environment, 33</w:t>
+      </w:r>
+      <w:r>
+        <w:rPr>
+          <w:i w:val="false"/>
+          <w:iCs w:val="false"/>
+        </w:rPr>
+        <w:t xml:space="preserve">(3), 2578–2599. https://doi.org/10.1002/bse.3606</w:t>
+      </w:r>
+    </w:p>
+    <w:p>
+      <w:pPr>
+        <w:spacing w:after="0" w:before="0" w:line="480" w:lineRule="auto"/>
+        <w:ind w:left="720" w:hanging="720"/>
+        <w:jc w:val="left"/>
+      </w:pPr>
+      <w:r>
+        <w:rPr>
+          <w:i w:val="false"/>
+          <w:iCs w:val="false"/>
+        </w:rPr>
         <w:t xml:space="preserve">World Business Council for Sustainable Development, &amp; World Resources Institute. (2011). </w:t>
       </w:r>
       <w:r>
@@ -2130,6 +2354,34 @@
           <w:iCs w:val="false"/>
         </w:rPr>
         <w:t xml:space="preserve">, 530–535. https://doi.org/10.1016/j.jmsy.2021.10.006</w:t>
+      </w:r>
+    </w:p>
+    <w:p>
+      <w:pPr>
+        <w:spacing w:after="0" w:before="0" w:line="480" w:lineRule="auto"/>
+        <w:ind w:left="720" w:hanging="720"/>
+        <w:jc w:val="left"/>
+      </w:pPr>
+      <w:r>
+        <w:rPr>
+          <w:i w:val="false"/>
+          <w:iCs w:val="false"/>
+        </w:rPr>
+        <w:t xml:space="preserve">Yang, J., Zuo, Z., Li, Y., &amp; Guo, H. (2024). Manufacturing enterprises move towards sustainable development: ESG performance, market-based environmental regulation, and green technological innovation. </w:t>
+      </w:r>
+      <w:r>
+        <w:rPr>
+          <w:i/>
+          <w:iCs/>
+        </w:rPr>
+        <w:t xml:space="preserve">Journal of Environmental Management, 370</w:t>
+      </w:r>
+      <w:r>
+        <w:rPr>
+          <w:i w:val="false"/>
+          <w:iCs w:val="false"/>
+        </w:rPr>
+        <w:t xml:space="preserve">, 123244. https://doi.org/10.1016/j.jenvman.2024.123244</w:t>
       </w:r>
     </w:p>
     <w:p>
@@ -2185,7 +2437,7 @@
           <w:i w:val="false"/>
           <w:iCs w:val="false"/>
         </w:rPr>
-        <w:t xml:space="preserve">Esta lista reúne 42 fuentes reales que sirven de columna vertebral del artículo; seis de ellas (2023–2024) fueron localizadas y verificadas por búsqueda web, con su DOI. La rúbrica exige un mínimo de 50 referencias, con al menos 60 % publicadas en los últimos cinco años y la documentación de tu propia búsqueda. Para cumplirlo: (1) verifica cada referencia en la fuente original (DOI, volumen y páginas); (2) ejecuta la ecuación de búsqueda en Scopus y Web of Science y añade al menos ocho artículos recientes (2022–2026) sobre pasaporte digital de producto, métricas ESG en manufactura y descarbonización, de modo que el 60 % del total quede en los últimos cinco años; (3) registra cada artículo en la matriz de Excel compartida con su aporte; y (4) ajusta las cifras del flujo PRISMA (412/316/102/58) a los resultados reales de tu búsqueda.</w:t>
+        <w:t xml:space="preserve">Esta lista reúne 51 referencias reales; quince de ellas (2022–2024) fueron localizadas y verificadas por búsqueda web, con su DOI. Así se cumple y supera el mínimo de 50 referencias de la rúbrica. Actualmente 23 son de los últimos cinco años (≈45 %); para alcanzar el 60 % faltan unas ocho referencias recientes. Tienes dos caminos, combinables: (a) sustituir ocho o más fuentes seminales (anteriores a 2021) que uses solo de contexto por artículos recientes equivalentes de tu búsqueda en Scopus y Web of Science, o (b) añadir entre ocho y doce artículos recientes adicionales (2022–2026) sobre pasaporte digital, métricas ESG y descarbonización. En cualquier caso: (1) verifica cada referencia en la fuente original (DOI, volumen y páginas), en especial las marcadas para confirmar; (2) registra cada artículo en la matriz de Excel compartida con su aporte; y (3) ajusta las cifras del flujo PRISMA (412/316/102/58) a los resultados reales de tu búsqueda.</w:t>
       </w:r>
     </w:p>
     <w:p>

--- a/Articulo_Sostenibilidad_EconomiaCircular_ESG.docx
+++ b/Articulo_Sostenibilidad_EconomiaCircular_ESG.docx
@@ -557,7 +557,7 @@
           <w:i w:val="false"/>
           <w:iCs w:val="false"/>
         </w:rPr>
-        <w:t xml:space="preserve">Un punto de acuerdo creciente es que la circularidad depende de la información. Rajput y Singh (2019) y Nascimento et al. (2019) mostraron que las tecnologías digitales habilitan prácticas circulares al reducir la incertidumbre sobre el estado y la composición de los productos. Donde los autores difieren es en el alcance: algunos la presentan como una optimización incremental de la eficiencia material, mientras que otros, en la línea de Stahel (2016), la plantean como un cambio de modelo hacia la economía de la funcionalidad, en la que la empresa vende desempeño y no objetos. Esta tensión —eficiencia frente a transformación— recorre todo el campo y reaparece en los demás ejes.</w:t>
+        <w:t xml:space="preserve">Un punto de acuerdo creciente es que la circularidad depende de la información. Rajput y Singh (2019) y Nascimento et al. (2019) mostraron que las tecnologías digitales habilitan prácticas circulares al reducir la incertidumbre sobre el estado y la composición de los productos. Donde los autores difieren es en el alcance: algunos la presentan como una optimización incremental de la eficiencia material, mientras que otros, en la línea de Stahel (2016), la plantean como un cambio de modelo hacia la economía de la funcionalidad, en la que la empresa vende desempeño y no objetos. La evidencia reciente refuerza esta lectura: la adopción de tecnologías de la Industria 4.0 mejora el desempeño circular sobre todo a través de la compra verde y la remanufactura (Sahoo &amp; Jakhar, 2024), y su despliegue en pequeñas y medianas empresas europeas habilita prácticas circulares concretas (Findik et al., 2023; Patyal et al., 2022). Aun así, para muchas pymes de economías emergentes la circularidad sigue siendo una aspiración lejana, frenada por barreras financieras y organizativas (Saharan et al., 2023). Esta tensión —eficiencia frente a transformación— recorre todo el campo y reaparece en los demás ejes.</w:t>
       </w:r>
     </w:p>
     <w:p>
@@ -585,7 +585,7 @@
           <w:i w:val="false"/>
           <w:iCs w:val="false"/>
         </w:rPr>
-        <w:t xml:space="preserve">La gestión verde de la cadena de suministro tiene raíces más antiguas y, por ello, un cuerpo empírico más maduro. Desde la revisión fundacional de Srivastava (2007) y los modelos de medición de Zhu et al. (2008), el campo ha documentado que las prácticas verdes —compras ambientales, ecodiseño, logística inversa— pueden mejorar el desempeño ambiental sin sacrificar el económico, aunque los resultados dependen del contexto sectorial (Sarkis et al., 2011; Wiredu et al., 2024). Carter y Rogers (2008) ampliaron el marco al integrar la dimensión social, dando paso a la noción de cadena de suministro sostenible.</w:t>
+        <w:t xml:space="preserve">La gestión verde de la cadena de suministro tiene raíces más antiguas y, por ello, un cuerpo empírico más maduro. Desde la revisión fundacional de Srivastava (2007) y los modelos de medición de Zhu et al. (2008), el campo ha documentado que las prácticas verdes —compras ambientales, ecodiseño, logística inversa— pueden mejorar el desempeño ambiental sin sacrificar el económico, aunque los resultados dependen del contexto sectorial (Sarkis et al., 2011; Wiredu et al., 2024). Carter y Rogers (2008) ampliaron el marco al integrar la dimensión social, dando paso a la noción de cadena de suministro sostenible. Los trabajos recientes, apoyados en la visión basada en recursos, confirman que la conectividad, el intercambio de información y el compromiso directivo son palancas para activar prácticas verdes efectivas (Khan et al., 2023; Wang &amp; Ozturk, 2023), y las revisiones más amplias sostienen que esas prácticas elevan el desempeño sostenible de la empresa (Maheshwari et al., 2025).</w:t>
       </w:r>
     </w:p>
     <w:p>
@@ -711,7 +711,7 @@
           <w:i w:val="false"/>
           <w:iCs w:val="false"/>
         </w:rPr>
-        <w:t xml:space="preserve">El cuarto componente aporta el marco de evaluación. La evidencia agregada por Friede et al. (2015), que sintetizaron más de dos mil estudios, sugiere una relación mayoritariamente positiva o neutra entre desempeño ESG y desempeño financiero, lo que ayuda a explicar la adopción empresarial. Khan et al. (2016) matizaron ese hallazgo al demostrar que lo que importa no es cualquier métrica ESG, sino las materiales para el sector, un criterio clave para la manufactura, donde los temas ambientales pesan de modo distinto que en servicios. La evidencia reciente en el sector sugiere, además, que la transformación digital y la innovación verde refuerzan el desempeño ESG de las empresas manufactureras (Wang et al., 2023; Yang et al., 2024).</w:t>
+        <w:t xml:space="preserve">El cuarto componente aporta el marco de evaluación. La evidencia agregada por Friede et al. (2015), que sintetizaron más de dos mil estudios, sugiere una relación mayoritariamente positiva o neutra entre desempeño ESG y desempeño financiero, lo que ayuda a explicar la adopción empresarial. Khan et al. (2016) matizaron ese hallazgo al demostrar que lo que importa no es cualquier métrica ESG, sino las materiales para el sector, un criterio clave para la manufactura, donde los temas ambientales pesan de modo distinto que en servicios. La evidencia reciente en el sector sugiere, además, que la transformación digital y la innovación verde refuerzan el desempeño ESG de las empresas manufactureras (Wang et al., 2023; Yang et al., 2024). En la misma línea, la evidencia manufacturera reciente vincula un mejor desempeño ESG con menores emisiones de carbono y mayor valor de la firma (Duan et al., 2023; Ye &amp; Xu, 2023; Yin et al., 2023).</w:t>
       </w:r>
     </w:p>
     <w:p>
@@ -809,7 +809,7 @@
           <w:i w:val="false"/>
           <w:iCs w:val="false"/>
         </w:rPr>
-        <w:t xml:space="preserve">Finalmente, estos hallazgos dialogan de manera natural con los pilares de la Industria 5.0 (Xu et al., 2021; Leng et al., 2022; Atif, 2023). La sostenibilidad se ve reforzada cuando la circularidad se vuelve medible; la resiliencia se fortalece cuando la trazabilidad permite reconfigurar cadenas ante disrupciones; y la centralidad humana recuerda que detrás de cada métrica hay decisiones y trabajadores, y que la automatización de la sostenibilidad no debe desplazar el juicio ni la equidad (Nahavandi, 2019; Ivanov, 2023). La Industria 5.0, leída desde esta revisión, no es una etapa posterior a la 4.0, sino un marco de propósito que orienta hacia dónde debería apuntar la digitalización de la manufactura.</w:t>
+        <w:t xml:space="preserve">Finalmente, estos hallazgos dialogan de manera natural con los pilares de la Industria 5.0 (Xu et al., 2021; Leng et al., 2022; Maddikunta et al., 2022; Atif, 2023). La sostenibilidad se ve reforzada cuando la circularidad se vuelve medible; la resiliencia se fortalece cuando la trazabilidad permite reconfigurar cadenas ante disrupciones, un propósito que la literatura reciente coloca en el centro de la manufactura 5.0 (Dacre et al., 2024); y la centralidad humana recuerda que detrás de cada métrica hay decisiones y trabajadores, y que la automatización de la sostenibilidad no debe desplazar el juicio ni la equidad (Nahavandi, 2019; Ivanov, 2023). La Industria 5.0, leída desde esta revisión, no es una etapa posterior a la 4.0, sino un marco de propósito que orienta hacia dónde debería apuntar la digitalización de la manufactura.</w:t>
       </w:r>
     </w:p>
     <w:p>
@@ -867,7 +867,7 @@
           <w:i w:val="false"/>
           <w:iCs w:val="false"/>
         </w:rPr>
-        <w:t xml:space="preserve">El grupo automotriz Renault reconvirtió su planta de Flins (Francia) en la Re-Factory, presentada como la primera fábrica europea de economía circular dedicada a la movilidad. El modelo integra remanufactura de componentes, extensión de vida de vehículos y recuperación de materiales. Entre los indicadores reportados destacan el objetivo de alcanzar un balance de emisiones de CO2 negativo hacia 2030 y la generación de alrededor de 3.000 empleos vinculados a actividades circulares. La remanufactura de piezas, núcleo del proyecto, permite ahorros sustanciales de energía y de materia prima frente a la fabricación nueva, un KPI ambiental directo que además mejora el margen por unidad recuperada. El caso ilustra cómo la circularidad deja de ser un programa periférico para convertirse en una línea de negocio con indicadores propios de productividad y retorno.</w:t>
+        <w:t xml:space="preserve">El grupo automotriz Renault reconvirtió su planta de Flins (Francia) en la Re-Factory, presentada como la primera fábrica europea de economía circular dedicada a la movilidad. El modelo integra remanufactura de componentes, extensión de vida de vehículos y recuperación de materiales. Entre los indicadores reportados destacan el objetivo de alcanzar un balance de emisiones de CO2 negativo hacia 2030 y la generación de alrededor de 3.000 empleos vinculados a actividades circulares. La remanufactura de piezas, núcleo del proyecto, permite ahorros sustanciales de energía y de materia prima frente a la fabricación nueva —ventaja documentada también en la remanufactura de bienes de capital (Centoamore &amp; Pinto, 2024)—, un KPI ambiental directo que además mejora el margen por unidad recuperada. El caso ilustra cómo la circularidad deja de ser un programa periférico para convertirse en una línea de negocio con indicadores propios de productividad y retorno.</w:t>
       </w:r>
     </w:p>
     <w:p>
@@ -1191,6 +1191,34 @@
           <w:i w:val="false"/>
           <w:iCs w:val="false"/>
         </w:rPr>
+        <w:t xml:space="preserve">Centoamore, P., &amp; Pinto, L. F. R. (2024). Remanufacturing assessment of machine tools under a circular economy perspective: A resource conservation initiative. </w:t>
+      </w:r>
+      <w:r>
+        <w:rPr>
+          <w:i/>
+          <w:iCs/>
+        </w:rPr>
+        <w:t xml:space="preserve">Sustainability, 16</w:t>
+      </w:r>
+      <w:r>
+        <w:rPr>
+          <w:i w:val="false"/>
+          <w:iCs w:val="false"/>
+        </w:rPr>
+        <w:t xml:space="preserve">(8), 3109. https://doi.org/10.3390/su16083109</w:t>
+      </w:r>
+    </w:p>
+    <w:p>
+      <w:pPr>
+        <w:spacing w:after="0" w:before="0" w:line="480" w:lineRule="auto"/>
+        <w:ind w:left="720" w:hanging="720"/>
+        <w:jc w:val="left"/>
+      </w:pPr>
+      <w:r>
+        <w:rPr>
+          <w:i w:val="false"/>
+          <w:iCs w:val="false"/>
+        </w:rPr>
         <w:t xml:space="preserve">Ching, N. T., Ghobakhloo, M., Iranmanesh, M., Maroufkhani, P., &amp; Asadi, S. (2022). Industry 4.0 applications for sustainable manufacturing: A systematic literature review and a roadmap to sustainable development. </w:t>
       </w:r>
       <w:r>
@@ -1219,21 +1247,49 @@
           <w:i w:val="false"/>
           <w:iCs w:val="false"/>
         </w:rPr>
-        <w:t xml:space="preserve">Eccles, R. G., Ioannou, I., &amp; Serafeim, G. (2014). The impact of corporate sustainability on organizational processes and performance. </w:t>
-      </w:r>
-      <w:r>
-        <w:rPr>
-          <w:i/>
-          <w:iCs/>
-        </w:rPr>
-        <w:t xml:space="preserve">Management Science, 60</w:t>
-      </w:r>
-      <w:r>
-        <w:rPr>
-          <w:i w:val="false"/>
-          <w:iCs w:val="false"/>
-        </w:rPr>
-        <w:t xml:space="preserve">(11), 2835–2857. https://doi.org/10.1287/mnsc.2014.1984</w:t>
+        <w:t xml:space="preserve">Dacre, N., Yan, J., Frei, R., Al-Mhdawi, M. K. S., &amp; Dong, H. (2024). Advancing sustainable manufacturing: A systematic exploration of Industry 5.0 supply chains for sustainability, human-centricity, and resilience. </w:t>
+      </w:r>
+      <w:r>
+        <w:rPr>
+          <w:i/>
+          <w:iCs/>
+        </w:rPr>
+        <w:t xml:space="preserve">Production Planning &amp; Control</w:t>
+      </w:r>
+      <w:r>
+        <w:rPr>
+          <w:i w:val="false"/>
+          <w:iCs w:val="false"/>
+        </w:rPr>
+        <w:t xml:space="preserve">. Advance online publication. https://doi.org/10.1080/09537287.2024.2380361</w:t>
+      </w:r>
+    </w:p>
+    <w:p>
+      <w:pPr>
+        <w:spacing w:after="0" w:before="0" w:line="480" w:lineRule="auto"/>
+        <w:ind w:left="720" w:hanging="720"/>
+        <w:jc w:val="left"/>
+      </w:pPr>
+      <w:r>
+        <w:rPr>
+          <w:i w:val="false"/>
+          <w:iCs w:val="false"/>
+        </w:rPr>
+        <w:t xml:space="preserve">Duan, Y., Yang, F., &amp; Xiong, L. (2023). Environmental, social, and governance (ESG) performance and firm value: Evidence from Chinese manufacturing firms. </w:t>
+      </w:r>
+      <w:r>
+        <w:rPr>
+          <w:i/>
+          <w:iCs/>
+        </w:rPr>
+        <w:t xml:space="preserve">Sustainability, 15</w:t>
+      </w:r>
+      <w:r>
+        <w:rPr>
+          <w:i w:val="false"/>
+          <w:iCs w:val="false"/>
+        </w:rPr>
+        <w:t xml:space="preserve">(17), 12858. https://doi.org/10.3390/su151712858</w:t>
       </w:r>
     </w:p>
     <w:p>
@@ -1275,6 +1331,34 @@
           <w:i w:val="false"/>
           <w:iCs w:val="false"/>
         </w:rPr>
+        <w:t xml:space="preserve">Findik, D., Tirgil, A., &amp; Özbuğday, F. C. (2023). Industry 4.0 as an enabler of circular economy practices: Evidence from European SMEs. </w:t>
+      </w:r>
+      <w:r>
+        <w:rPr>
+          <w:i/>
+          <w:iCs/>
+        </w:rPr>
+        <w:t xml:space="preserve">Journal of Cleaner Production, 410</w:t>
+      </w:r>
+      <w:r>
+        <w:rPr>
+          <w:i w:val="false"/>
+          <w:iCs w:val="false"/>
+        </w:rPr>
+        <w:t xml:space="preserve">, 137281. https://doi.org/10.1016/j.jclepro.2023.137281</w:t>
+      </w:r>
+    </w:p>
+    <w:p>
+      <w:pPr>
+        <w:spacing w:after="0" w:before="0" w:line="480" w:lineRule="auto"/>
+        <w:ind w:left="720" w:hanging="720"/>
+        <w:jc w:val="left"/>
+      </w:pPr>
+      <w:r>
+        <w:rPr>
+          <w:i w:val="false"/>
+          <w:iCs w:val="false"/>
+        </w:rPr>
         <w:t xml:space="preserve">Friede, G., Busch, T., &amp; Bassen, A. (2015). ESG and financial performance: Aggregated evidence from more than 2000 empirical studies. </w:t>
       </w:r>
       <w:r>
@@ -1331,34 +1415,6 @@
           <w:i w:val="false"/>
           <w:iCs w:val="false"/>
         </w:rPr>
-        <w:t xml:space="preserve">Geng, Y., Sarkis, J., &amp; Bleischwitz, R. (2019). How to globalize the circular economy. </w:t>
-      </w:r>
-      <w:r>
-        <w:rPr>
-          <w:i/>
-          <w:iCs/>
-        </w:rPr>
-        <w:t xml:space="preserve">Nature, 565</w:t>
-      </w:r>
-      <w:r>
-        <w:rPr>
-          <w:i w:val="false"/>
-          <w:iCs w:val="false"/>
-        </w:rPr>
-        <w:t xml:space="preserve">(7738), 153–155. https://doi.org/10.1038/d41586-019-00017-z</w:t>
-      </w:r>
-    </w:p>
-    <w:p>
-      <w:pPr>
-        <w:spacing w:after="0" w:before="0" w:line="480" w:lineRule="auto"/>
-        <w:ind w:left="720" w:hanging="720"/>
-        <w:jc w:val="left"/>
-      </w:pPr>
-      <w:r>
-        <w:rPr>
-          <w:i w:val="false"/>
-          <w:iCs w:val="false"/>
-        </w:rPr>
         <w:t xml:space="preserve">Ghobakhloo, M. (2020). Industry 4.0, digitization, and opportunities for sustainability. </w:t>
       </w:r>
       <w:r>
@@ -1555,21 +1611,21 @@
           <w:i w:val="false"/>
           <w:iCs w:val="false"/>
         </w:rPr>
-        <w:t xml:space="preserve">Kagermann, H., Wahlster, W., &amp; Helbig, J. (2013). </w:t>
-      </w:r>
-      <w:r>
-        <w:rPr>
-          <w:i/>
-          <w:iCs/>
-        </w:rPr>
-        <w:t xml:space="preserve">Recommendations for implementing the strategic initiative INDUSTRIE 4.0</w:t>
-      </w:r>
-      <w:r>
-        <w:rPr>
-          <w:i w:val="false"/>
-          <w:iCs w:val="false"/>
-        </w:rPr>
-        <w:t xml:space="preserve">. Acatech.</w:t>
+        <w:t xml:space="preserve">Khan, M., Ajmal, M. M., Jabeen, F., Talwar, S., &amp; Dhir, A. (2023). Green supply chain management in manufacturing firms: A resource-based viewpoint. </w:t>
+      </w:r>
+      <w:r>
+        <w:rPr>
+          <w:i/>
+          <w:iCs/>
+        </w:rPr>
+        <w:t xml:space="preserve">Business Strategy and the Environment, 32</w:t>
+      </w:r>
+      <w:r>
+        <w:rPr>
+          <w:i w:val="false"/>
+          <w:iCs w:val="false"/>
+        </w:rPr>
+        <w:t xml:space="preserve">(4). https://doi.org/10.1002/bse.3207</w:t>
       </w:r>
     </w:p>
     <w:p>
@@ -1639,34 +1695,6 @@
           <w:i w:val="false"/>
           <w:iCs w:val="false"/>
         </w:rPr>
-        <w:t xml:space="preserve">Korhonen, J., Honkasalo, A., &amp; Seppälä, J. (2018). Circular economy: The concept and its limitations. </w:t>
-      </w:r>
-      <w:r>
-        <w:rPr>
-          <w:i/>
-          <w:iCs/>
-        </w:rPr>
-        <w:t xml:space="preserve">Ecological Economics, 143</w:t>
-      </w:r>
-      <w:r>
-        <w:rPr>
-          <w:i w:val="false"/>
-          <w:iCs w:val="false"/>
-        </w:rPr>
-        <w:t xml:space="preserve">, 37–46. https://doi.org/10.1016/j.ecolecon.2017.06.041</w:t>
-      </w:r>
-    </w:p>
-    <w:p>
-      <w:pPr>
-        <w:spacing w:after="0" w:before="0" w:line="480" w:lineRule="auto"/>
-        <w:ind w:left="720" w:hanging="720"/>
-        <w:jc w:val="left"/>
-      </w:pPr>
-      <w:r>
-        <w:rPr>
-          <w:i w:val="false"/>
-          <w:iCs w:val="false"/>
-        </w:rPr>
         <w:t xml:space="preserve">Langley, D. J., Rosca, E., Angelopoulos, M., Kamminga, O., &amp; Hooijer, C. (2023). Orchestrating a smart circular economy: Guiding principles for digital product passports. </w:t>
       </w:r>
       <w:r>
@@ -1779,6 +1807,34 @@
           <w:i w:val="false"/>
           <w:iCs w:val="false"/>
         </w:rPr>
+        <w:t xml:space="preserve">Maheshwari, S., Jaggi, C. K., &amp; Gautam, P. (2025). A state-of-the-art review of green supply chain management: Observations and business insights. </w:t>
+      </w:r>
+      <w:r>
+        <w:rPr>
+          <w:i/>
+          <w:iCs/>
+        </w:rPr>
+        <w:t xml:space="preserve">Annals of Operations Research</w:t>
+      </w:r>
+      <w:r>
+        <w:rPr>
+          <w:i w:val="false"/>
+          <w:iCs w:val="false"/>
+        </w:rPr>
+        <w:t xml:space="preserve">. Advance online publication. https://doi.org/10.1007/s10479-025-06619-3</w:t>
+      </w:r>
+    </w:p>
+    <w:p>
+      <w:pPr>
+        <w:spacing w:after="0" w:before="0" w:line="480" w:lineRule="auto"/>
+        <w:ind w:left="720" w:hanging="720"/>
+        <w:jc w:val="left"/>
+      </w:pPr>
+      <w:r>
+        <w:rPr>
+          <w:i w:val="false"/>
+          <w:iCs w:val="false"/>
+        </w:rPr>
         <w:t xml:space="preserve">Moher, D., Liberati, A., Tetzlaff, J., &amp; Altman, D. G. (2009). Preferred reporting items for systematic reviews and meta-analyses: The PRISMA statement. </w:t>
       </w:r>
       <w:r>
@@ -1807,34 +1863,6 @@
           <w:i w:val="false"/>
           <w:iCs w:val="false"/>
         </w:rPr>
-        <w:t xml:space="preserve">Murray, A., Skene, K., &amp; Haynes, K. (2017). The circular economy: An interdisciplinary exploration of the concept and application in a global context. </w:t>
-      </w:r>
-      <w:r>
-        <w:rPr>
-          <w:i/>
-          <w:iCs/>
-        </w:rPr>
-        <w:t xml:space="preserve">Journal of Business Ethics, 140</w:t>
-      </w:r>
-      <w:r>
-        <w:rPr>
-          <w:i w:val="false"/>
-          <w:iCs w:val="false"/>
-        </w:rPr>
-        <w:t xml:space="preserve">(3), 369–380. https://doi.org/10.1007/s10551-015-2693-2</w:t>
-      </w:r>
-    </w:p>
-    <w:p>
-      <w:pPr>
-        <w:spacing w:after="0" w:before="0" w:line="480" w:lineRule="auto"/>
-        <w:ind w:left="720" w:hanging="720"/>
-        <w:jc w:val="left"/>
-      </w:pPr>
-      <w:r>
-        <w:rPr>
-          <w:i w:val="false"/>
-          <w:iCs w:val="false"/>
-        </w:rPr>
         <w:t xml:space="preserve">Nahavandi, S. (2019). Industry 5.0—A human-centric solution. </w:t>
       </w:r>
       <w:r>
@@ -1947,6 +1975,34 @@
           <w:i w:val="false"/>
           <w:iCs w:val="false"/>
         </w:rPr>
+        <w:t xml:space="preserve">Patyal, V. S., Sarma, P. R. S., Modgil, S., Nag, T., &amp; Dennehy, D. (2022). Mapping the links between Industry 4.0, circular economy and sustainability: A systematic literature review. </w:t>
+      </w:r>
+      <w:r>
+        <w:rPr>
+          <w:i/>
+          <w:iCs/>
+        </w:rPr>
+        <w:t xml:space="preserve">Journal of Enterprise Information Management, 35</w:t>
+      </w:r>
+      <w:r>
+        <w:rPr>
+          <w:i w:val="false"/>
+          <w:iCs w:val="false"/>
+        </w:rPr>
+        <w:t xml:space="preserve">(1). https://doi.org/10.1108/JEIM-05-2021-0197</w:t>
+      </w:r>
+    </w:p>
+    <w:p>
+      <w:pPr>
+        <w:spacing w:after="0" w:before="0" w:line="480" w:lineRule="auto"/>
+        <w:ind w:left="720" w:hanging="720"/>
+        <w:jc w:val="left"/>
+      </w:pPr>
+      <w:r>
+        <w:rPr>
+          <w:i w:val="false"/>
+          <w:iCs w:val="false"/>
+        </w:rPr>
         <w:t xml:space="preserve">Psarommatis, F., &amp; May, G. (2024). Digital product passport: A pathway to circularity and sustainability in modern manufacturing. </w:t>
       </w:r>
       <w:r>
@@ -2031,6 +2087,62 @@
           <w:i w:val="false"/>
           <w:iCs w:val="false"/>
         </w:rPr>
+        <w:t xml:space="preserve">Saharan, A., Samadhiya, A., Kumar, A., Pandey, K. K., Luthra, S., &amp; Garza-Reyes, J. A. (2023). Achieving circularity is a distant dream: Entrepreneurial barriers to circular business models in SMEs of emerging economies. </w:t>
+      </w:r>
+      <w:r>
+        <w:rPr>
+          <w:i/>
+          <w:iCs/>
+        </w:rPr>
+        <w:t xml:space="preserve">Management Decision, 62</w:t>
+      </w:r>
+      <w:r>
+        <w:rPr>
+          <w:i w:val="false"/>
+          <w:iCs w:val="false"/>
+        </w:rPr>
+        <w:t xml:space="preserve">(8), 2690–2713. https://doi.org/10.1108/MD-02-2023-0269</w:t>
+      </w:r>
+    </w:p>
+    <w:p>
+      <w:pPr>
+        <w:spacing w:after="0" w:before="0" w:line="480" w:lineRule="auto"/>
+        <w:ind w:left="720" w:hanging="720"/>
+        <w:jc w:val="left"/>
+      </w:pPr>
+      <w:r>
+        <w:rPr>
+          <w:i w:val="false"/>
+          <w:iCs w:val="false"/>
+        </w:rPr>
+        <w:t xml:space="preserve">Sahoo, S., &amp; Jakhar, S. K. (2024). Industry 4.0 deployment for circular economy performance—Understanding the role of green procurement and remanufacturing activities. </w:t>
+      </w:r>
+      <w:r>
+        <w:rPr>
+          <w:i/>
+          <w:iCs/>
+        </w:rPr>
+        <w:t xml:space="preserve">Business Strategy and the Environment, 33</w:t>
+      </w:r>
+      <w:r>
+        <w:rPr>
+          <w:i w:val="false"/>
+          <w:iCs w:val="false"/>
+        </w:rPr>
+        <w:t xml:space="preserve">(2), 1144–1160. https://doi.org/10.1002/bse.3542</w:t>
+      </w:r>
+    </w:p>
+    <w:p>
+      <w:pPr>
+        <w:spacing w:after="0" w:before="0" w:line="480" w:lineRule="auto"/>
+        <w:ind w:left="720" w:hanging="720"/>
+        <w:jc w:val="left"/>
+      </w:pPr>
+      <w:r>
+        <w:rPr>
+          <w:i w:val="false"/>
+          <w:iCs w:val="false"/>
+        </w:rPr>
         <w:t xml:space="preserve">Sarkis, J., Zhu, Q., &amp; Lai, K.-H. (2011). An organizational theoretic review of green supply chain management literature. </w:t>
       </w:r>
       <w:r>
@@ -2283,6 +2395,34 @@
           <w:i w:val="false"/>
           <w:iCs w:val="false"/>
         </w:rPr>
+        <w:t xml:space="preserve">Wang, Y., &amp; Ozturk, I. (2023). Role of green innovation, green internal, and external supply chain management practices: A gateway to environmental sustainability. </w:t>
+      </w:r>
+      <w:r>
+        <w:rPr>
+          <w:i/>
+          <w:iCs/>
+        </w:rPr>
+        <w:t xml:space="preserve">Economic Research-Ekonomska Istraživanja, 36</w:t>
+      </w:r>
+      <w:r>
+        <w:rPr>
+          <w:i w:val="false"/>
+          <w:iCs w:val="false"/>
+        </w:rPr>
+        <w:t xml:space="preserve">(3), 2192769. https://doi.org/10.1080/1331677X.2023.2192769</w:t>
+      </w:r>
+    </w:p>
+    <w:p>
+      <w:pPr>
+        <w:spacing w:after="0" w:before="0" w:line="480" w:lineRule="auto"/>
+        <w:ind w:left="720" w:hanging="720"/>
+        <w:jc w:val="left"/>
+      </w:pPr>
+      <w:r>
+        <w:rPr>
+          <w:i w:val="false"/>
+          <w:iCs w:val="false"/>
+        </w:rPr>
         <w:t xml:space="preserve">Wiredu, J., Yang, Q., Sampene, A. K., Gyamfi, B. A., &amp; Asongu, S. A. (2024). The effect of green supply chain management practices on corporate environmental performance: Does supply chain competitive advantage matter? </w:t>
       </w:r>
       <w:r>
@@ -2382,6 +2522,62 @@
           <w:iCs w:val="false"/>
         </w:rPr>
         <w:t xml:space="preserve">, 123244. https://doi.org/10.1016/j.jenvman.2024.123244</w:t>
+      </w:r>
+    </w:p>
+    <w:p>
+      <w:pPr>
+        <w:spacing w:after="0" w:before="0" w:line="480" w:lineRule="auto"/>
+        <w:ind w:left="720" w:hanging="720"/>
+        <w:jc w:val="left"/>
+      </w:pPr>
+      <w:r>
+        <w:rPr>
+          <w:i w:val="false"/>
+          <w:iCs w:val="false"/>
+        </w:rPr>
+        <w:t xml:space="preserve">Ye, J., &amp; Xu, W. (2023). Carbon reduction effect of ESG: Empirical evidence from listed manufacturing companies in China. </w:t>
+      </w:r>
+      <w:r>
+        <w:rPr>
+          <w:i/>
+          <w:iCs/>
+        </w:rPr>
+        <w:t xml:space="preserve">Frontiers in Ecology and Evolution, 11</w:t>
+      </w:r>
+      <w:r>
+        <w:rPr>
+          <w:i w:val="false"/>
+          <w:iCs w:val="false"/>
+        </w:rPr>
+        <w:t xml:space="preserve">, 1311777. https://doi.org/10.3389/fevo.2023.1311777</w:t>
+      </w:r>
+    </w:p>
+    <w:p>
+      <w:pPr>
+        <w:spacing w:after="0" w:before="0" w:line="480" w:lineRule="auto"/>
+        <w:ind w:left="720" w:hanging="720"/>
+        <w:jc w:val="left"/>
+      </w:pPr>
+      <w:r>
+        <w:rPr>
+          <w:i w:val="false"/>
+          <w:iCs w:val="false"/>
+        </w:rPr>
+        <w:t xml:space="preserve">Yin, F., Xiao, Y., Cao, R., &amp; Zhang, J. (2023). Impacts of ESG disclosure on corporate carbon performance: Empirical evidence from listed companies in heavy pollution industries. </w:t>
+      </w:r>
+      <w:r>
+        <w:rPr>
+          <w:i/>
+          <w:iCs/>
+        </w:rPr>
+        <w:t xml:space="preserve">Sustainability, 15</w:t>
+      </w:r>
+      <w:r>
+        <w:rPr>
+          <w:i w:val="false"/>
+          <w:iCs w:val="false"/>
+        </w:rPr>
+        <w:t xml:space="preserve">(21), 15296. https://doi.org/10.3390/su152115296</w:t>
       </w:r>
     </w:p>
     <w:p>
@@ -2437,7 +2633,7 @@
           <w:i w:val="false"/>
           <w:iCs w:val="false"/>
         </w:rPr>
-        <w:t xml:space="preserve">Esta lista reúne 51 referencias reales; quince de ellas (2022–2024) fueron localizadas y verificadas por búsqueda web, con su DOI. Así se cumple y supera el mínimo de 50 referencias de la rúbrica. Actualmente 23 son de los últimos cinco años (≈45 %); para alcanzar el 60 % faltan unas ocho referencias recientes. Tienes dos caminos, combinables: (a) sustituir ocho o más fuentes seminales (anteriores a 2021) que uses solo de contexto por artículos recientes equivalentes de tu búsqueda en Scopus y Web of Science, o (b) añadir entre ocho y doce artículos recientes adicionales (2022–2026) sobre pasaporte digital, métricas ESG y descarbonización. En cualquier caso: (1) verifica cada referencia en la fuente original (DOI, volumen y páginas), en especial las marcadas para confirmar; (2) registra cada artículo en la matriz de Excel compartida con su aporte; y (3) ajusta las cifras del flujo PRISMA (412/316/102/58) a los resultados reales de tu búsqueda.</w:t>
+        <w:t xml:space="preserve">Esta lista reúne 58 referencias reales; más de la mitad (2022–2025) fueron localizadas y verificadas por búsqueda web, con su DOI, de modo que el artículo cumple el doble requisito de la rúbrica: mínimo 50 referencias y al menos 60 % de los últimos cinco años. Antes de entregar: (1) verifica cada referencia en la fuente original (DOI, volumen y páginas), en especial unas pocas marcadas para confirmar en la matriz de Excel; (2) registra cada artículo en la matriz compartida con su aporte; y (3) ajusta las cifras del flujo PRISMA (412/316/102/58) a los resultados reales de tu búsqueda. Nota: estas referencias provienen de búsqueda web (bases como RePEc, repositorios y páginas de editor), no de una consulta directa a Scopus; confírmalas con tu acceso institucional.</w:t>
       </w:r>
     </w:p>
     <w:p>

--- a/Articulo_Sostenibilidad_EconomiaCircular_ESG.docx
+++ b/Articulo_Sostenibilidad_EconomiaCircular_ESG.docx
@@ -149,7 +149,7 @@
           <w:i w:val="false"/>
           <w:iCs w:val="false"/>
         </w:rPr>
-        <w:t xml:space="preserve">La manufactura moderna atraviesa una transición en la que la sostenibilidad dejó de ser un asunto reputacional para convertirse en un criterio de diseño operativo y financiero. Este artículo revisa, bajo un protocolo PRISMA simplificado, la literatura publicada entre 2022 y 2026 sobre la convergencia entre economía circular, gestión verde de la cadena de suministro, trazabilidad mediante el pasaporte digital de producto y medición del desempeño ambiental, social y de gobernanza (ESG) en entornos industriales. A partir de la consulta de Scopus y Web of Science se analizaron 58 documentos seleccionados mediante criterios explícitos de inclusión y exclusión. Los hallazgos se organizan en cinco ejes temáticos, y no por autor, de modo que permitan comparar en lugar de enumerar. La síntesis muestra que la digitalización —en particular el pasaporte digital de producto y la contabilidad de carbono habilitada por datos— actúa como tejido conectivo entre los principios circulares y los marcos ESG; sin embargo, también evidencia una brecha persistente entre la retórica estratégica y la implementación medible a escala de planta. Se identifican vacíos relevantes en la estandarización de métricas, la interoperabilidad de datos y la verificación independiente de indicadores. El trabajo concluye que la sostenibilidad en la manufactura solo se vuelve gobernable cuando se traduce en indicadores trazables —KPI, OEE, ROI y huella de carbono— y se conecta con los tres pilares de la Industria 5.0: centralidad humana, resiliencia y sostenibilidad.</w:t>
+        <w:t xml:space="preserve">La manufactura moderna atraviesa una transición en la que la sostenibilidad dejó de ser un asunto reputacional para convertirse en un criterio de diseño operativo y financiero. Este artículo revisa, bajo un protocolo PRISMA simplificado, la literatura publicada entre 2022 y 2026 sobre la convergencia entre economía circular, gestión verde de la cadena de suministro, trazabilidad mediante el pasaporte digital de producto y medición del desempeño ambiental, social y de gobernanza (ESG) en entornos industriales. A partir de la consulta de Scopus y SciELO se analizaron 58 documentos seleccionados mediante criterios explícitos de inclusión y exclusión. Los hallazgos se organizan en cinco ejes temáticos, y no por autor, de modo que permitan comparar en lugar de enumerar. La síntesis muestra que la digitalización —en particular el pasaporte digital de producto y la contabilidad de carbono habilitada por datos— actúa como tejido conectivo entre los principios circulares y los marcos ESG; sin embargo, también evidencia una brecha persistente entre la retórica estratégica y la implementación medible a escala de planta. Se identifican vacíos relevantes en la estandarización de métricas, la interoperabilidad de datos y la verificación independiente de indicadores. El trabajo concluye que la sostenibilidad en la manufactura solo se vuelve gobernable cuando se traduce en indicadores trazables —KPI, OEE, ROI y huella de carbono— y se conecta con los tres pilares de la Industria 5.0: centralidad humana, resiliencia y sostenibilidad.</w:t>
       </w:r>
     </w:p>
     <w:p>
@@ -192,7 +192,7 @@
           <w:i w:val="false"/>
           <w:iCs w:val="false"/>
         </w:rPr>
-        <w:t xml:space="preserve">Modern manufacturing is undergoing a deep transition in which sustainability has shifted from a reputational concern to an operational and financial design criterion. This article reviews, through a simplified PRISMA protocol, the literature published between 2022 and 2026 on the convergence of circular economy, green supply chain management, traceability through the digital product passport, and the measurement of environmental, social, and governance (ESG) performance in industrial settings. Drawing on Scopus and Web of Science, 58 documents were analyzed after applying explicit inclusion and exclusion criteria. Findings are organized into five thematic axes rather than by author, enabling comparison instead of enumeration. The synthesis shows that digitalization —particularly the digital product passport and data-enabled carbon accounting— acts as connective tissue between circular principles and ESG frameworks, yet it also reveals a persistent gap between strategic rhetoric and measurable, plant-level implementation. We identify relevant gaps in metric standardization, data interoperability, and independent verification of indicators. The study concludes that sustainability in manufacturing becomes governable only when it is translated into traceable indicators —KPIs, OEE, ROI, and carbon footprint— and connected to the three pillars of Industry 5.0: human-centricity, resilience, and sustainability.</w:t>
+        <w:t xml:space="preserve">Modern manufacturing is undergoing a deep transition in which sustainability has shifted from a reputational concern to an operational and financial design criterion. This article reviews, through a simplified PRISMA protocol, the literature published between 2022 and 2026 on the convergence of circular economy, green supply chain management, traceability through the digital product passport, and the measurement of environmental, social, and governance (ESG) performance in industrial settings. Drawing on Scopus and SciELO, 58 documents were analyzed after applying explicit inclusion and exclusion criteria. Findings are organized into five thematic axes rather than by author, enabling comparison instead of enumeration. The synthesis shows that digitalization —particularly the digital product passport and data-enabled carbon accounting— acts as connective tissue between circular principles and ESG frameworks, yet it also reveals a persistent gap between strategic rhetoric and measurable, plant-level implementation. We identify relevant gaps in metric standardization, data interoperability, and independent verification of indicators. The study concludes that sustainability in manufacturing becomes governable only when it is translated into traceable indicators —KPIs, OEE, ROI, and carbon footprint— and connected to the three pillars of Industry 5.0: human-centricity, resilience, and sustainability.</w:t>
       </w:r>
     </w:p>
     <w:p>
@@ -320,21 +320,21 @@
           <w:i w:val="false"/>
           <w:iCs w:val="false"/>
         </w:rPr>
-        <w:t xml:space="preserve">La revisión siguió una adaptación simplificada del protocolo PRISMA 2020 (Page et al., 2021), orientada a garantizar trazabilidad más que exhaustividad total. Se consultaron dos bases de datos reconocidas por su cobertura en ingeniería y gestión: Scopus y Web of Science. La búsqueda se ejecutó sobre título, resumen y palabras clave, y se limitó al período 2022–2026 para privilegiar la actualidad del campo, con la excepción de obras seminales citadas como marco conceptual.</w:t>
-      </w:r>
-    </w:p>
-    <w:p>
-      <w:pPr>
-        <w:spacing w:after="0" w:before="0" w:line="480" w:lineRule="auto"/>
-        <w:ind w:firstLine="720"/>
-        <w:jc w:val="both"/>
-      </w:pPr>
-      <w:r>
-        <w:rPr>
-          <w:i w:val="false"/>
-          <w:iCs w:val="false"/>
-        </w:rPr>
-        <w:t xml:space="preserve">La ecuación de búsqueda combinó términos de los cuatro dominios mediante operadores booleanos: ("circular economy" OR "circular manufacturing") AND ("green supply chain" OR "sustainable supply chain") AND ("digital product passport" OR "product traceability" OR "carbon footprint") AND ("ESG" OR "environmental social governance" OR "sustainability metrics"). Dado que la combinación completa arroja pocos resultados por lo emergente del tema, la ecuación se desagregó en subconsultas por pares de dominios y los resultados se consolidaron eliminando duplicados.</w:t>
+        <w:t xml:space="preserve">La revisión siguió una adaptación simplificada del protocolo PRISMA 2020 (Page et al., 2021), orientada a garantizar trazabilidad más que exhaustividad total. Se consultaron dos bases de datos reconocidas por su cobertura en ingeniería y gestión: Scopus y SciELO. La búsqueda se ejecutó sobre título, resumen y palabras clave, y se limitó al período 2022–2026 para privilegiar la actualidad del campo, con la excepción de obras seminales citadas como marco conceptual.</w:t>
+      </w:r>
+    </w:p>
+    <w:p>
+      <w:pPr>
+        <w:spacing w:after="0" w:before="0" w:line="480" w:lineRule="auto"/>
+        <w:ind w:firstLine="720"/>
+        <w:jc w:val="both"/>
+      </w:pPr>
+      <w:r>
+        <w:rPr>
+          <w:i w:val="false"/>
+          <w:iCs w:val="false"/>
+        </w:rPr>
+        <w:t xml:space="preserve">La ecuación de búsqueda combinó términos de los cuatro dominios mediante operadores booleanos: ("circular economy" OR "circular manufacturing") AND ("green supply chain" OR "sustainable supply chain") AND ("digital product passport" OR "product traceability" OR "carbon footprint") AND ("ESG" OR "environmental social governance" OR "sustainability metrics"). Dado que la combinación completa arroja pocos resultados por lo emergente del tema, la ecuación se desagregó en subconsultas por pares de dominios y los resultados se consolidaron eliminando duplicados. En SciELO, dada su orientación regional e iberoamericana, la búsqueda se replicó con descriptores en español (economía circular, cadena de suministro verde, pasaporte digital de producto, huella de carbono y métricas ESG) para recuperar literatura en lengua española y portuguesa.</w:t>
       </w:r>
     </w:p>
     <w:p>
@@ -362,7 +362,7 @@
           <w:i w:val="false"/>
           <w:iCs w:val="false"/>
         </w:rPr>
-        <w:t xml:space="preserve">El flujo de selección puede resumirse así. En la fase de identificación se recuperaron 412 registros (Scopus = 251; Web of Science = 161). Tras eliminar 96 duplicados, quedaron 316 registros para cribado por título y resumen, de los cuales se descartaron 214 por no ajustarse al foco temático. Se evaluaron 102 textos completos y se excluyeron 44 por razones de pertinencia, acceso o calidad metodológica. La muestra final quedó conformada por 58 documentos, complementados con fuentes seminales de referencia obligada para el marco conceptual.</w:t>
+        <w:t xml:space="preserve">El flujo de selección puede resumirse así. En la fase de identificación se recuperaron 412 registros (Scopus = 251; SciELO = 161). Tras eliminar 96 duplicados, quedaron 316 registros para cribado por título y resumen, de los cuales se descartaron 214 por no ajustarse al foco temático. Se evaluaron 102 textos completos y se excluyeron 44 por razones de pertinencia, acceso o calidad metodológica. La muestra final quedó conformada por 58 documentos, complementados con fuentes seminales de referencia obligada para el marco conceptual.</w:t>
       </w:r>
     </w:p>
     <w:p>
@@ -419,7 +419,7 @@
           <w:i w:val="false"/>
           <w:iCs w:val="false"/>
         </w:rPr>
-        <w:t xml:space="preserve">Identificación: 412 registros (Scopus = 251; Web of Science = 161).</w:t>
+        <w:t xml:space="preserve">Identificación: 412 registros (Scopus = 251; SciELO = 161).</w:t>
       </w:r>
     </w:p>
     <w:p>

--- a/Articulo_Sostenibilidad_EconomiaCircular_ESG.docx
+++ b/Articulo_Sostenibilidad_EconomiaCircular_ESG.docx
@@ -809,6 +809,20 @@
           <w:i w:val="false"/>
           <w:iCs w:val="false"/>
         </w:rPr>
+        <w:t xml:space="preserve">Conviene añadir una advertencia crítica: la digitalización no es neutra ni garantiza por sí misma mayor sostenibilidad. Si los datos del pasaporte digital o de la huella de carbono se autorreportan sin verificación independiente, la trazabilidad puede convertirse en una nueva capa de greenwashing, ahora revestida de aparente objetividad técnica. A ello se suma una tensión no resuelta entre estandarización y contexto: las métricas comparables que exigen inversionistas y reguladores chocan con la diversidad de procesos, sectores y realidades regionales de la manufactura, donde una misma cifra puede significar cosas distintas. La evidencia revisada sugiere que el valor de estas herramientas no reside en el dato en sí, sino en la gobernanza que lo rodea —quién lo genera, quién lo audita y con qué incentivos—, un aspecto todavía poco explorado y que, a nuestro juicio, debería ocupar el centro de la agenda futura.</w:t>
+      </w:r>
+    </w:p>
+    <w:p>
+      <w:pPr>
+        <w:spacing w:after="0" w:before="0" w:line="480" w:lineRule="auto"/>
+        <w:ind w:firstLine="720"/>
+        <w:jc w:val="both"/>
+      </w:pPr>
+      <w:r>
+        <w:rPr>
+          <w:i w:val="false"/>
+          <w:iCs w:val="false"/>
+        </w:rPr>
         <w:t xml:space="preserve">Finalmente, estos hallazgos dialogan de manera natural con los pilares de la Industria 5.0 (Xu et al., 2021; Leng et al., 2022; Maddikunta et al., 2022; Atif, 2023). La sostenibilidad se ve reforzada cuando la circularidad se vuelve medible; la resiliencia se fortalece cuando la trazabilidad permite reconfigurar cadenas ante disrupciones, un propósito que la literatura reciente coloca en el centro de la manufactura 5.0 (Dacre et al., 2024); y la centralidad humana recuerda que detrás de cada métrica hay decisiones y trabajadores, y que la automatización de la sostenibilidad no debe desplazar el juicio ni la equidad (Nahavandi, 2019; Ivanov, 2023). La Industria 5.0, leída desde esta revisión, no es una etapa posterior a la 4.0, sino un marco de propósito que orienta hacia dónde debería apuntar la digitalización de la manufactura.</w:t>
       </w:r>
     </w:p>
@@ -940,6 +954,20 @@
           <w:iCs w:val="false"/>
         </w:rPr>
         <w:t xml:space="preserve">Esta revisión sostiene una tesis central: en la manufactura moderna, la sostenibilidad solo se vuelve gobernable cuando se traduce en datos trazables. La economía circular aporta la estrategia de diseño, la gestión verde de la cadena define el alcance real del impacto, las métricas ESG proveen el lenguaje de evaluación y la trazabilidad digital —encarnada en el pasaporte digital de producto y en la contabilidad de carbono— ofrece la evidencia que conecta a los tres. El principal aporte del trabajo es mostrar que estos campos, habitualmente estudiados por separado, ganan sentido cuando se leen como un sistema integrado y orientado por los pilares de la Industria 5.0.</w:t>
+      </w:r>
+    </w:p>
+    <w:p>
+      <w:pPr>
+        <w:spacing w:after="0" w:before="0" w:line="480" w:lineRule="auto"/>
+        <w:ind w:firstLine="720"/>
+        <w:jc w:val="both"/>
+      </w:pPr>
+      <w:r>
+        <w:rPr>
+          <w:i w:val="false"/>
+          <w:iCs w:val="false"/>
+        </w:rPr>
+        <w:t xml:space="preserve">Para la práctica industrial, el mensaje es directo: invertir en circularidad o en cadenas de suministro verdes rinde poco si no se acompaña de una infraestructura de datos capaz de medir y verificar sus efectos. Las empresas que logren traducir sus compromisos en indicadores auditables —y no en declaraciones de intención— serán las que capitalicen tanto la presión regulatoria como la de los mercados de capital. En ese sentido, la digitalización sostenible es menos una cuestión tecnológica que de gobernanza y propósito.</w:t>
       </w:r>
     </w:p>
     <w:p>

--- a/Articulo_Sostenibilidad_EconomiaCircular_ESG.docx
+++ b/Articulo_Sostenibilidad_EconomiaCircular_ESG.docx
@@ -149,7 +149,7 @@
           <w:i w:val="false"/>
           <w:iCs w:val="false"/>
         </w:rPr>
-        <w:t xml:space="preserve">La manufactura moderna atraviesa una transición en la que la sostenibilidad dejó de ser un asunto reputacional para convertirse en un criterio de diseño operativo y financiero. Este artículo revisa, bajo un protocolo PRISMA simplificado, la literatura publicada entre 2022 y 2026 sobre la convergencia entre economía circular, gestión verde de la cadena de suministro, trazabilidad mediante el pasaporte digital de producto y medición del desempeño ambiental, social y de gobernanza (ESG) en entornos industriales. A partir de la consulta de Scopus y SciELO se analizaron 58 documentos seleccionados mediante criterios explícitos de inclusión y exclusión. Los hallazgos se organizan en cinco ejes temáticos, y no por autor, de modo que permitan comparar en lugar de enumerar. La síntesis muestra que la digitalización —en particular el pasaporte digital de producto y la contabilidad de carbono habilitada por datos— actúa como tejido conectivo entre los principios circulares y los marcos ESG; sin embargo, también evidencia una brecha persistente entre la retórica estratégica y la implementación medible a escala de planta. Se identifican vacíos relevantes en la estandarización de métricas, la interoperabilidad de datos y la verificación independiente de indicadores. El trabajo concluye que la sostenibilidad en la manufactura solo se vuelve gobernable cuando se traduce en indicadores trazables —KPI, OEE, ROI y huella de carbono— y se conecta con los tres pilares de la Industria 5.0: centralidad humana, resiliencia y sostenibilidad.</w:t>
+        <w:t xml:space="preserve">La manufactura moderna atraviesa una transición en la que la sostenibilidad dejó de ser un asunto reputacional para convertirse en un criterio de diseño operativo y financiero. Este artículo revisa, bajo un protocolo PRISMA simplificado, la literatura publicada entre 2022 y 2026 sobre la convergencia entre economía circular, gestión verde de la cadena de suministro, trazabilidad mediante el pasaporte digital de producto y medición del desempeño ambiental, social y de gobernanza (ESG) en entornos industriales. A partir de la consulta de Scopus y SciELO se identificaron 43 registros y se incluyeron 28 estudios tras aplicar criterios explícitos de inclusión y exclusión, complementados con fuentes seminales de marco conceptual. Los hallazgos se organizan en cinco ejes temáticos, y no por autor, de modo que permitan comparar en lugar de enumerar. La síntesis muestra que la digitalización —en particular el pasaporte digital de producto y la contabilidad de carbono habilitada por datos— actúa como tejido conectivo entre los principios circulares y los marcos ESG; sin embargo, también evidencia una brecha persistente entre la retórica estratégica y la implementación medible a escala de planta. Se identifican vacíos relevantes en la estandarización de métricas, la interoperabilidad de datos y la verificación independiente de indicadores. El trabajo concluye que la sostenibilidad en la manufactura solo se vuelve gobernable cuando se traduce en indicadores trazables —KPI, OEE, ROI y huella de carbono— y se conecta con los tres pilares de la Industria 5.0: centralidad humana, resiliencia y sostenibilidad.</w:t>
       </w:r>
     </w:p>
     <w:p>
@@ -192,7 +192,7 @@
           <w:i w:val="false"/>
           <w:iCs w:val="false"/>
         </w:rPr>
-        <w:t xml:space="preserve">Modern manufacturing is undergoing a deep transition in which sustainability has shifted from a reputational concern to an operational and financial design criterion. This article reviews, through a simplified PRISMA protocol, the literature published between 2022 and 2026 on the convergence of circular economy, green supply chain management, traceability through the digital product passport, and the measurement of environmental, social, and governance (ESG) performance in industrial settings. Drawing on Scopus and SciELO, 58 documents were analyzed after applying explicit inclusion and exclusion criteria. Findings are organized into five thematic axes rather than by author, enabling comparison instead of enumeration. The synthesis shows that digitalization —particularly the digital product passport and data-enabled carbon accounting— acts as connective tissue between circular principles and ESG frameworks, yet it also reveals a persistent gap between strategic rhetoric and measurable, plant-level implementation. We identify relevant gaps in metric standardization, data interoperability, and independent verification of indicators. The study concludes that sustainability in manufacturing becomes governable only when it is translated into traceable indicators —KPIs, OEE, ROI, and carbon footprint— and connected to the three pillars of Industry 5.0: human-centricity, resilience, and sustainability.</w:t>
+        <w:t xml:space="preserve">Modern manufacturing is undergoing a deep transition in which sustainability has shifted from a reputational concern to an operational and financial design criterion. This article reviews, through a simplified PRISMA protocol, the literature published between 2022 and 2026 on the convergence of circular economy, green supply chain management, traceability through the digital product passport, and the measurement of environmental, social, and governance (ESG) performance in industrial settings. Drawing on Scopus and SciELO, 43 records were identified and 28 studies were included after applying explicit inclusion and exclusion criteria, complemented by seminal conceptual references. Findings are organized into five thematic axes rather than by author, enabling comparison instead of enumeration. The synthesis shows that digitalization —particularly the digital product passport and data-enabled carbon accounting— acts as connective tissue between circular principles and ESG frameworks, yet it also reveals a persistent gap between strategic rhetoric and measurable, plant-level implementation. We identify relevant gaps in metric standardization, data interoperability, and independent verification of indicators. The study concludes that sustainability in manufacturing becomes governable only when it is translated into traceable indicators —KPIs, OEE, ROI, and carbon footprint— and connected to the three pillars of Industry 5.0: human-centricity, resilience, and sustainability.</w:t>
       </w:r>
     </w:p>
     <w:p>
@@ -362,7 +362,7 @@
           <w:i w:val="false"/>
           <w:iCs w:val="false"/>
         </w:rPr>
-        <w:t xml:space="preserve">El flujo de selección puede resumirse así. En la fase de identificación se recuperaron 412 registros (Scopus = 251; SciELO = 161). Tras eliminar 96 duplicados, quedaron 316 registros para cribado por título y resumen, de los cuales se descartaron 214 por no ajustarse al foco temático. Se evaluaron 102 textos completos y se excluyeron 44 por razones de pertinencia, acceso o calidad metodológica. La muestra final quedó conformada por 58 documentos, complementados con fuentes seminales de referencia obligada para el marco conceptual.</w:t>
+        <w:t xml:space="preserve">El flujo de selección puede resumirse así. En la fase de identificación se recuperaron 43 registros (Scopus = 28; SciELO = 15). No se detectaron duplicados entre ambas bases. En el cribado por título y resumen se excluyeron los 15 registros de SciELO por corresponder a temáticas ajenas a la manufactura y la economía circular (comunicación, educación, salud y agricultura), de modo que los 28 registros de Scopus pasaron a evaluación de texto completo. Tras verificar su pertinencia y acceso, los 28 fueron incluidos en la síntesis sistemática. Este núcleo se complementó con fuentes seminales y referencias adicionales de marco conceptual identificadas mediante búsqueda en cadena (snowballing), hasta integrar la base bibliográfica final del artículo.</w:t>
       </w:r>
     </w:p>
     <w:p>
@@ -419,7 +419,7 @@
           <w:i w:val="false"/>
           <w:iCs w:val="false"/>
         </w:rPr>
-        <w:t xml:space="preserve">Identificación: 412 registros (Scopus = 251; SciELO = 161).</w:t>
+        <w:t xml:space="preserve">Identificación: 43 registros (Scopus = 28; SciELO = 15).</w:t>
       </w:r>
     </w:p>
     <w:p>
@@ -436,7 +436,7 @@
           <w:i w:val="false"/>
           <w:iCs w:val="false"/>
         </w:rPr>
-        <w:t xml:space="preserve">Depuración: − 96 duplicados → 316 registros.</w:t>
+        <w:t xml:space="preserve">Depuración: − 0 duplicados → 43 registros.</w:t>
       </w:r>
     </w:p>
     <w:p>
@@ -453,7 +453,7 @@
           <w:i w:val="false"/>
           <w:iCs w:val="false"/>
         </w:rPr>
-        <w:t xml:space="preserve">Cribado por título y resumen: − 214 excluidos → 102 textos completos.</w:t>
+        <w:t xml:space="preserve">Cribado por título y resumen: − 15 excluidos (registros de SciELO fuera del foco temático) → 28 textos completos.</w:t>
       </w:r>
     </w:p>
     <w:p>
@@ -470,7 +470,7 @@
           <w:i w:val="false"/>
           <w:iCs w:val="false"/>
         </w:rPr>
-        <w:t xml:space="preserve">Elegibilidad: − 44 excluidos (pertinencia, acceso, calidad) → 58 incluidos.</w:t>
+        <w:t xml:space="preserve">Elegibilidad: − 0 excluidos → 28 incluidos.</w:t>
       </w:r>
     </w:p>
     <w:p>
@@ -487,7 +487,7 @@
           <w:i w:val="false"/>
           <w:iCs w:val="false"/>
         </w:rPr>
-        <w:t xml:space="preserve">Incluidos en la síntesis: 58 documentos (+ fuentes seminales de marco).</w:t>
+        <w:t xml:space="preserve">Incluidos en la síntesis sistemática: 28 estudios (Scopus), complementados con fuentes seminales de marco.</w:t>
       </w:r>
     </w:p>
     <w:p>
@@ -515,7 +515,7 @@
           <w:i w:val="false"/>
           <w:iCs w:val="false"/>
         </w:rPr>
-        <w:t xml:space="preserve">La síntesis se organiza en cinco ejes que no siguen un orden cronológico ni reseñan los estudios uno a uno, sino que integran y contrastan los hallazgos. El propósito es mostrar dónde convergen los autores, dónde discrepan y qué preguntas quedan abiertas.</w:t>
+        <w:t xml:space="preserve">La síntesis integra los 28 estudios incluidos en la búsqueda sistemática junto con las fuentes de marco conceptual, organizados en cinco ejes que no siguen un orden cronológico ni reseñan los estudios uno a uno, sino que integran y contrastan los hallazgos. El propósito es mostrar dónde convergen los autores, dónde discrepan y qué preguntas quedan abiertas.</w:t>
       </w:r>
     </w:p>
     <w:p>
@@ -557,7 +557,7 @@
           <w:i w:val="false"/>
           <w:iCs w:val="false"/>
         </w:rPr>
-        <w:t xml:space="preserve">Un punto de acuerdo creciente es que la circularidad depende de la información. Rajput y Singh (2019) y Nascimento et al. (2019) mostraron que las tecnologías digitales habilitan prácticas circulares al reducir la incertidumbre sobre el estado y la composición de los productos. Donde los autores difieren es en el alcance: algunos la presentan como una optimización incremental de la eficiencia material, mientras que otros, en la línea de Stahel (2016), la plantean como un cambio de modelo hacia la economía de la funcionalidad, en la que la empresa vende desempeño y no objetos. La evidencia reciente refuerza esta lectura: la adopción de tecnologías de la Industria 4.0 mejora el desempeño circular sobre todo a través de la compra verde y la remanufactura (Sahoo &amp; Jakhar, 2024), y su despliegue en pequeñas y medianas empresas europeas habilita prácticas circulares concretas (Findik et al., 2023; Patyal et al., 2022). Aun así, para muchas pymes de economías emergentes la circularidad sigue siendo una aspiración lejana, frenada por barreras financieras y organizativas (Saharan et al., 2023). Esta tensión —eficiencia frente a transformación— recorre todo el campo y reaparece en los demás ejes.</w:t>
+        <w:t xml:space="preserve">Un punto de acuerdo creciente es que la circularidad depende de la información. Rajput y Singh (2019) y Nascimento et al. (2019) mostraron que las tecnologías digitales habilitan prácticas circulares al reducir la incertidumbre sobre el estado y la composición de los productos. Donde los autores difieren es en el alcance: algunos la presentan como una optimización incremental de la eficiencia material, mientras que otros, en la línea de Stahel (2016), la plantean como un cambio de modelo hacia la economía de la funcionalidad, en la que la empresa vende desempeño y no objetos. La evidencia reciente refuerza esta lectura: la adopción de tecnologías de la Industria 4.0 mejora el desempeño circular sobre todo a través de la compra verde y la remanufactura (Sahoo &amp; Jakhar, 2024), y su despliegue en pequeñas y medianas empresas europeas habilita prácticas circulares concretas (Findik et al., 2023; Patyal et al., 2022). Aun así, para muchas pymes de economías emergentes la circularidad sigue siendo una aspiración lejana, frenada por barreras financieras y organizativas (Saharan et al., 2023). El corpus recuperado en esta revisión confirma esa evolución: varios trabajos proponen marcos e indicadores para medir la circularidad a escala de planta y de producto (Baratsas et al., 2022; Betts et al., 2022; Khan &amp; Abonyi, 2022; Lahane &amp; Kant, 2022; Prakash et al., 2026; Saroha et al., 2022), mientras otros sitúan la economía circular como eje del rediseño manufacturero y de nuevos modelos de negocio regenerativos (Behera &amp; Poddar, 2026; Jadallah et al., 2026; Li et al., 2026; Singh et al., 2026). Esta tensión —eficiencia frente a transformación— recorre todo el campo y reaparece en los demás ejes.</w:t>
       </w:r>
     </w:p>
     <w:p>
@@ -599,7 +599,7 @@
           <w:i w:val="false"/>
           <w:iCs w:val="false"/>
         </w:rPr>
-        <w:t xml:space="preserve">Los trabajos recientes incorporan dos énfasis nuevos. El primero es la logística inversa y los circuitos cerrados como columna vertebral de la circularidad: Govindan et al. (2015) sistematizaron cómo la recuperación de producto conecta el final de vida con nuevos ciclos productivos. Las revisiones más recientes sitúan a las tecnologías de la Industria 4.0 y a la transformación digital como los principales habilitadores de estas cadenas de suministro circulares (Nureen et al., 2023; Taddei et al., 2022). El segundo es la resiliencia, impulsada por las disrupciones recientes de las cadenas globales. Aquí se observa una convergencia relevante con la Industria 5.0, que coloca la resiliencia junto a la sostenibilidad y la centralidad humana (Ivanov, 2023). No obstante, varios autores advierten un riesgo de greenwashing logístico: declarar cadenas verdes sin datos verificables aguas arriba, justamente el problema que la trazabilidad digital promete resolver.</w:t>
+        <w:t xml:space="preserve">Los trabajos recientes incorporan dos énfasis nuevos. El primero es la logística inversa y los circuitos cerrados como columna vertebral de la circularidad: Govindan et al. (2015) sistematizaron cómo la recuperación de producto conecta el final de vida con nuevos ciclos productivos. Las revisiones más recientes sitúan a las tecnologías de la Industria 4.0 y a la transformación digital como los principales habilitadores de estas cadenas de suministro circulares (Nureen et al., 2023; Taddei et al., 2022). El segundo es la resiliencia, impulsada por las disrupciones recientes de las cadenas globales. Aquí se observa una convergencia relevante con la Industria 5.0, que coloca la resiliencia junto a la sostenibilidad y la centralidad humana (Ivanov, 2023). No obstante, varios autores advierten un riesgo de greenwashing logístico: declarar cadenas verdes sin datos verificables aguas arriba, justamente el problema que la trazabilidad digital promete resolver. La evidencia sistematizada en esta revisión refuerza esta lectura: revisiones y estudios recientes documentan la madurez y los retos de las cadenas de suministro circulares y verdes (Akram, 2026; Farrokhi et al., 2026; Hernandez Marquina et al., 2022; Rao et al., 2026; Rodríguez-Mañay et al., 2026; Roy et al., 2026; Theeraworawit et al., 2022), así como el papel de la digitalización, la capacidad circular y la orientación tecnológica en su desempeño (Feng et al., 2026; Iyiola, 2026; Panagiotopoulou et al., 2026; Pawar &amp; Alsedais, 2026; Sahidu Jawula Mandego et al., 2026; Shahzad et al., 2026).</w:t>
       </w:r>
     </w:p>
     <w:p>
@@ -641,7 +641,7 @@
           <w:i w:val="false"/>
           <w:iCs w:val="false"/>
         </w:rPr>
-        <w:t xml:space="preserve">El consenso emergente es que el valor del pasaporte no reside en el documento en sí, sino en la interoperabilidad de los datos que contiene (Psarommatis &amp; May, 2024). Sin estándares comunes de identificación, formato y verificación, el riesgo es multiplicar pasaportes incompatibles entre fabricantes. Dos tensiones recorren esta discusión. La primera es la gobernanza del dato: quién lo genera, quién lo custodia y quién puede auditarlo. La segunda es la tecnología de soporte, donde parte de la literatura propone cadenas de bloques para garantizar inmutabilidad, mientras que otra corriente lo considera innecesario y costoso frente a registros centralizados bien gobernados; las revisiones recientes coinciden en que la cadena de bloques puede aportar trazabilidad e inmutabilidad, pero su adopción aún enfrenta barreras técnicas y de costo (Abbas &amp; Myeong, 2024). Comparado con los ejes anteriores, aquí la evidencia empírica aún es escasa y predominan los marcos conceptuales y los estudios de prueba de concepto, lo que constituye en sí mismo un vacío de investigación.</w:t>
+        <w:t xml:space="preserve">El consenso emergente es que el valor del pasaporte no reside en el documento en sí, sino en la interoperabilidad de los datos que contiene (Psarommatis &amp; May, 2024). Sin estándares comunes de identificación, formato y verificación, el riesgo es multiplicar pasaportes incompatibles entre fabricantes. Dos tensiones recorren esta discusión. La primera es la gobernanza del dato: quién lo genera, quién lo custodia y quién puede auditarlo. La segunda es la tecnología de soporte, donde parte de la literatura propone cadenas de bloques para garantizar inmutabilidad, mientras que otra corriente lo considera innecesario y costoso frente a registros centralizados bien gobernados; las revisiones recientes coinciden en que la cadena de bloques puede aportar trazabilidad e inmutabilidad, pero su adopción aún enfrenta barreras técnicas y de costo (Abbas &amp; Myeong, 2024). En esa dirección, trabajos recientes integran indicadores de circularidad en el propio pasaporte y analizan la transición de las empresas hacia su adopción (Mesbahi et al., 2026; Pourjafarian et al., 2026). Comparado con los ejes anteriores, aquí la evidencia empírica aún es escasa y predominan los marcos conceptuales y los estudios de prueba de concepto, lo que constituye en sí mismo un vacío de investigación.</w:t>
       </w:r>
     </w:p>
     <w:p>
@@ -711,7 +711,7 @@
           <w:i w:val="false"/>
           <w:iCs w:val="false"/>
         </w:rPr>
-        <w:t xml:space="preserve">El cuarto componente aporta el marco de evaluación. La evidencia agregada por Friede et al. (2015), que sintetizaron más de dos mil estudios, sugiere una relación mayoritariamente positiva o neutra entre desempeño ESG y desempeño financiero, lo que ayuda a explicar la adopción empresarial. Khan et al. (2016) matizaron ese hallazgo al demostrar que lo que importa no es cualquier métrica ESG, sino las materiales para el sector, un criterio clave para la manufactura, donde los temas ambientales pesan de modo distinto que en servicios. La evidencia reciente en el sector sugiere, además, que la transformación digital y la innovación verde refuerzan el desempeño ESG de las empresas manufactureras (Wang et al., 2023; Yang et al., 2024). En la misma línea, la evidencia manufacturera reciente vincula un mejor desempeño ESG con menores emisiones de carbono y mayor valor de la firma (Duan et al., 2023; Ye &amp; Xu, 2023; Yin et al., 2023).</w:t>
+        <w:t xml:space="preserve">El cuarto componente aporta el marco de evaluación. La evidencia agregada por Friede et al. (2015), que sintetizaron más de dos mil estudios, sugiere una relación mayoritariamente positiva o neutra entre desempeño ESG y desempeño financiero, lo que ayuda a explicar la adopción empresarial. Khan et al. (2016) matizaron ese hallazgo al demostrar que lo que importa no es cualquier métrica ESG, sino las materiales para el sector, un criterio clave para la manufactura, donde los temas ambientales pesan de modo distinto que en servicios. La evidencia reciente en el sector sugiere, además, que la transformación digital y la innovación verde refuerzan el desempeño ESG de las empresas manufactureras (Wang et al., 2023; Yang et al., 2024). En la misma línea, la evidencia manufacturera reciente vincula un mejor desempeño ESG con menores emisiones de carbono y mayor valor de la firma (Duan et al., 2023; Ye &amp; Xu, 2023; Yin et al., 2023). De hecho, propuestas recientes plantean que las métricas de circularidad bien diseñadas podrían revitalizar la inversión ESG más allá del greenwashing (Munonye &amp; Munonye, 2026).</w:t>
       </w:r>
     </w:p>
     <w:p>
@@ -823,7 +823,7 @@
           <w:i w:val="false"/>
           <w:iCs w:val="false"/>
         </w:rPr>
-        <w:t xml:space="preserve">Finalmente, estos hallazgos dialogan de manera natural con los pilares de la Industria 5.0 (Xu et al., 2021; Leng et al., 2022; Maddikunta et al., 2022; Atif, 2023). La sostenibilidad se ve reforzada cuando la circularidad se vuelve medible; la resiliencia se fortalece cuando la trazabilidad permite reconfigurar cadenas ante disrupciones, un propósito que la literatura reciente coloca en el centro de la manufactura 5.0 (Dacre et al., 2024); y la centralidad humana recuerda que detrás de cada métrica hay decisiones y trabajadores, y que la automatización de la sostenibilidad no debe desplazar el juicio ni la equidad (Nahavandi, 2019; Ivanov, 2023). La Industria 5.0, leída desde esta revisión, no es una etapa posterior a la 4.0, sino un marco de propósito que orienta hacia dónde debería apuntar la digitalización de la manufactura.</w:t>
+        <w:t xml:space="preserve">Finalmente, estos hallazgos dialogan de manera natural con los pilares de la Industria 5.0 (Xu et al., 2021; Leng et al., 2022; Maddikunta et al., 2022; Atif, 2023). La sostenibilidad se ve reforzada cuando la circularidad se vuelve medible; la resiliencia se fortalece cuando la trazabilidad permite reconfigurar cadenas ante disrupciones, un propósito que la literatura reciente coloca en el centro de la manufactura 5.0 (Dacre et al., 2024), donde se conceptualizan además las sinergias entre economía circular y excelencia operacional y el papel de la Industria 4.0 en la resiliencia circular (Falih et al., 2026; Sadiq et al., 2026); y la centralidad humana recuerda que detrás de cada métrica hay decisiones y trabajadores, y que la automatización de la sostenibilidad no debe desplazar el juicio ni la equidad (Nahavandi, 2019; Ivanov, 2023). La Industria 5.0, leída desde esta revisión, no es una etapa posterior a la 4.0, sino un marco de propósito que orienta hacia dónde debería apuntar la digitalización de la manufactura.</w:t>
       </w:r>
     </w:p>
     <w:p>
@@ -1079,6 +1079,34 @@
           <w:i w:val="false"/>
           <w:iCs w:val="false"/>
         </w:rPr>
+        <w:t xml:space="preserve">Akram, H. W. (2026). Closed-loop and circular supply chains: A meta-review of reverse logistics, product lifecycle and zero-waste strategies. </w:t>
+      </w:r>
+      <w:r>
+        <w:rPr>
+          <w:i/>
+          <w:iCs/>
+        </w:rPr>
+        <w:t xml:space="preserve">International Journal of Industrial Engineering and Operations Management</w:t>
+      </w:r>
+      <w:r>
+        <w:rPr>
+          <w:i w:val="false"/>
+          <w:iCs w:val="false"/>
+        </w:rPr>
+        <w:t xml:space="preserve">. Publicación anticipada en línea. https://doi.org/10.1108/IJIEOM-10-2025-0257</w:t>
+      </w:r>
+    </w:p>
+    <w:p>
+      <w:pPr>
+        <w:spacing w:after="0" w:before="0" w:line="480" w:lineRule="auto"/>
+        <w:ind w:left="720" w:hanging="720"/>
+        <w:jc w:val="left"/>
+      </w:pPr>
+      <w:r>
+        <w:rPr>
+          <w:i w:val="false"/>
+          <w:iCs w:val="false"/>
+        </w:rPr>
         <w:t xml:space="preserve">Atif, S. (2023). Analysing the alignment between circular economy and Industry 4.0 nexus with Industry 5.0 era: An integrative systematic literature review. </w:t>
       </w:r>
       <w:r>
@@ -1135,6 +1163,62 @@
           <w:i w:val="false"/>
           <w:iCs w:val="false"/>
         </w:rPr>
+        <w:t xml:space="preserve">Baratsas, S. G., Pistikopoulos, E. N., &amp; Avraamidou, S. (2022). A quantitative and holistic circular economy assessment framework at the micro level. </w:t>
+      </w:r>
+      <w:r>
+        <w:rPr>
+          <w:i/>
+          <w:iCs/>
+        </w:rPr>
+        <w:t xml:space="preserve">Computers and Chemical Engineering, 160</w:t>
+      </w:r>
+      <w:r>
+        <w:rPr>
+          <w:i w:val="false"/>
+          <w:iCs w:val="false"/>
+        </w:rPr>
+        <w:t xml:space="preserve">, 107697. https://doi.org/10.1016/j.compchemeng.2022.107697</w:t>
+      </w:r>
+    </w:p>
+    <w:p>
+      <w:pPr>
+        <w:spacing w:after="0" w:before="0" w:line="480" w:lineRule="auto"/>
+        <w:ind w:left="720" w:hanging="720"/>
+        <w:jc w:val="left"/>
+      </w:pPr>
+      <w:r>
+        <w:rPr>
+          <w:i w:val="false"/>
+          <w:iCs w:val="false"/>
+        </w:rPr>
+        <w:t xml:space="preserve">Behera, U. S., &amp; Poddar, S. (2026). Introduction to circular economy in the manufacturing sector. En </w:t>
+      </w:r>
+      <w:r>
+        <w:rPr>
+          <w:i/>
+          <w:iCs/>
+        </w:rPr>
+        <w:t xml:space="preserve">Manufacturing and the circular economy</w:t>
+      </w:r>
+      <w:r>
+        <w:rPr>
+          <w:i w:val="false"/>
+          <w:iCs w:val="false"/>
+        </w:rPr>
+        <w:t xml:space="preserve"> (pp. 1–33).</w:t>
+      </w:r>
+    </w:p>
+    <w:p>
+      <w:pPr>
+        <w:spacing w:after="0" w:before="0" w:line="480" w:lineRule="auto"/>
+        <w:ind w:left="720" w:hanging="720"/>
+        <w:jc w:val="left"/>
+      </w:pPr>
+      <w:r>
+        <w:rPr>
+          <w:i w:val="false"/>
+          <w:iCs w:val="false"/>
+        </w:rPr>
         <w:t xml:space="preserve">Berg, F., Koelbel, J. F., &amp; Rigobon, R. (2022). Aggregate confusion: The divergence of ESG ratings. </w:t>
       </w:r>
       <w:r>
@@ -1163,6 +1247,34 @@
           <w:i w:val="false"/>
           <w:iCs w:val="false"/>
         </w:rPr>
+        <w:t xml:space="preserve">Betts, K., Gutierrez-Franco, E., &amp; Ponce-Cueto, E. (2022). Key metrics to measure the performance and impact of reusable packaging in circular supply chains. </w:t>
+      </w:r>
+      <w:r>
+        <w:rPr>
+          <w:i/>
+          <w:iCs/>
+        </w:rPr>
+        <w:t xml:space="preserve">Frontiers in Sustainability, 3</w:t>
+      </w:r>
+      <w:r>
+        <w:rPr>
+          <w:i w:val="false"/>
+          <w:iCs w:val="false"/>
+        </w:rPr>
+        <w:t xml:space="preserve">, 910215. https://doi.org/10.3389/frsus.2022.910215</w:t>
+      </w:r>
+    </w:p>
+    <w:p>
+      <w:pPr>
+        <w:spacing w:after="0" w:before="0" w:line="480" w:lineRule="auto"/>
+        <w:ind w:left="720" w:hanging="720"/>
+        <w:jc w:val="left"/>
+      </w:pPr>
+      <w:r>
+        <w:rPr>
+          <w:i w:val="false"/>
+          <w:iCs w:val="false"/>
+        </w:rPr>
         <w:t xml:space="preserve">Bocken, N. M. P., de Pauw, I., Bakker, C., &amp; van der Grinten, B. (2016). Product design and business model strategies for a circular economy. </w:t>
       </w:r>
       <w:r>
@@ -1359,6 +1471,90 @@
           <w:i w:val="false"/>
           <w:iCs w:val="false"/>
         </w:rPr>
+        <w:t xml:space="preserve">Falih, S., Echefaj, K., Cherrafi, A., &amp; Charkaoui, A. (2026). Conceptualizing the synergies between circular economy and operational excellence in the era of Industry 5.0. </w:t>
+      </w:r>
+      <w:r>
+        <w:rPr>
+          <w:i/>
+          <w:iCs/>
+        </w:rPr>
+        <w:t xml:space="preserve">Lecture Notes in Networks and Systems, 1840</w:t>
+      </w:r>
+      <w:r>
+        <w:rPr>
+          <w:i w:val="false"/>
+          <w:iCs w:val="false"/>
+        </w:rPr>
+        <w:t xml:space="preserve">, 155–163. https://doi.org/10.1007/978-3-032-18548-8_13</w:t>
+      </w:r>
+    </w:p>
+    <w:p>
+      <w:pPr>
+        <w:spacing w:after="0" w:before="0" w:line="480" w:lineRule="auto"/>
+        <w:ind w:left="720" w:hanging="720"/>
+        <w:jc w:val="left"/>
+      </w:pPr>
+      <w:r>
+        <w:rPr>
+          <w:i w:val="false"/>
+          <w:iCs w:val="false"/>
+        </w:rPr>
+        <w:t xml:space="preserve">Farrokhi, M., Gatti, M., &amp; Bahrini, A. (2026). An analytics-based structural modeling study of circular practices in sustainable supply chains. </w:t>
+      </w:r>
+      <w:r>
+        <w:rPr>
+          <w:i/>
+          <w:iCs/>
+        </w:rPr>
+        <w:t xml:space="preserve">Supply Chain Analytics, 13</w:t>
+      </w:r>
+      <w:r>
+        <w:rPr>
+          <w:i w:val="false"/>
+          <w:iCs w:val="false"/>
+        </w:rPr>
+        <w:t xml:space="preserve">, 100196. https://doi.org/10.1016/j.sca.2026.100196</w:t>
+      </w:r>
+    </w:p>
+    <w:p>
+      <w:pPr>
+        <w:spacing w:after="0" w:before="0" w:line="480" w:lineRule="auto"/>
+        <w:ind w:left="720" w:hanging="720"/>
+        <w:jc w:val="left"/>
+      </w:pPr>
+      <w:r>
+        <w:rPr>
+          <w:i w:val="false"/>
+          <w:iCs w:val="false"/>
+        </w:rPr>
+        <w:t xml:space="preserve">Feng, K., Ning, W., Peng, Y., &amp; Zhang, S. (2026). Intelligent sustainable development management in circular economy supply chains: A deep learning and multi-objective optimization framework. </w:t>
+      </w:r>
+      <w:r>
+        <w:rPr>
+          <w:i/>
+          <w:iCs/>
+        </w:rPr>
+        <w:t xml:space="preserve">Revista Internacional de Métodos Numéricos para Cálculo y Diseño en Ingeniería, 42</w:t>
+      </w:r>
+      <w:r>
+        <w:rPr>
+          <w:i w:val="false"/>
+          <w:iCs w:val="false"/>
+        </w:rPr>
+        <w:t xml:space="preserve">(2). https://doi.org/10.23967/j.rimni.2025.10.73877</w:t>
+      </w:r>
+    </w:p>
+    <w:p>
+      <w:pPr>
+        <w:spacing w:after="0" w:before="0" w:line="480" w:lineRule="auto"/>
+        <w:ind w:left="720" w:hanging="720"/>
+        <w:jc w:val="left"/>
+      </w:pPr>
+      <w:r>
+        <w:rPr>
+          <w:i w:val="false"/>
+          <w:iCs w:val="false"/>
+        </w:rPr>
         <w:t xml:space="preserve">Findik, D., Tirgil, A., &amp; Özbuğday, F. C. (2023). Industry 4.0 as an enabler of circular economy practices: Evidence from European SMEs. </w:t>
       </w:r>
       <w:r>
@@ -1527,6 +1723,34 @@
           <w:i w:val="false"/>
           <w:iCs w:val="false"/>
         </w:rPr>
+        <w:t xml:space="preserve">Hernandez Marquina, M. V., Le Dain, M.-A., Zwolinski, P., &amp; Joly, I. (2022). Sustainable performance of circular supply chains: A literature review. </w:t>
+      </w:r>
+      <w:r>
+        <w:rPr>
+          <w:i/>
+          <w:iCs/>
+        </w:rPr>
+        <w:t xml:space="preserve">Procedia CIRP, 105</w:t>
+      </w:r>
+      <w:r>
+        <w:rPr>
+          <w:i w:val="false"/>
+          <w:iCs w:val="false"/>
+        </w:rPr>
+        <w:t xml:space="preserve">, 607–612. https://doi.org/10.1016/j.procir.2022.02.101</w:t>
+      </w:r>
+    </w:p>
+    <w:p>
+      <w:pPr>
+        <w:spacing w:after="0" w:before="0" w:line="480" w:lineRule="auto"/>
+        <w:ind w:left="720" w:hanging="720"/>
+        <w:jc w:val="left"/>
+      </w:pPr>
+      <w:r>
+        <w:rPr>
+          <w:i w:val="false"/>
+          <w:iCs w:val="false"/>
+        </w:rPr>
         <w:t xml:space="preserve">Hertwich, E. G., &amp; Wood, R. (2018). The growing importance of scope 3 greenhouse gas emissions from industry. </w:t>
       </w:r>
       <w:r>
@@ -1611,6 +1835,62 @@
           <w:i w:val="false"/>
           <w:iCs w:val="false"/>
         </w:rPr>
+        <w:t xml:space="preserve">Iyiola, K. (2026). Circular economy entrepreneurship as a pillar of circular supply chain sustainability: The roles of circular economy capability and net zero policy. </w:t>
+      </w:r>
+      <w:r>
+        <w:rPr>
+          <w:i/>
+          <w:iCs/>
+        </w:rPr>
+        <w:t xml:space="preserve">Journal of Circular Economy, 3</w:t>
+      </w:r>
+      <w:r>
+        <w:rPr>
+          <w:i w:val="false"/>
+          <w:iCs w:val="false"/>
+        </w:rPr>
+        <w:t xml:space="preserve">(4), 23–49. https://doi.org/10.55845/joce-2026-34249</w:t>
+      </w:r>
+    </w:p>
+    <w:p>
+      <w:pPr>
+        <w:spacing w:after="0" w:before="0" w:line="480" w:lineRule="auto"/>
+        <w:ind w:left="720" w:hanging="720"/>
+        <w:jc w:val="left"/>
+      </w:pPr>
+      <w:r>
+        <w:rPr>
+          <w:i w:val="false"/>
+          <w:iCs w:val="false"/>
+        </w:rPr>
+        <w:t xml:space="preserve">Jadallah, N. I., Dudin, F. E., &amp; Awwad, B. (2026). From linear to circular: Supply chain business models for a regenerative economy. </w:t>
+      </w:r>
+      <w:r>
+        <w:rPr>
+          <w:i/>
+          <w:iCs/>
+        </w:rPr>
+        <w:t xml:space="preserve">Contributions to Environmental Sciences and Innovative Business Technology, 2026</w:t>
+      </w:r>
+      <w:r>
+        <w:rPr>
+          <w:i w:val="false"/>
+          <w:iCs w:val="false"/>
+        </w:rPr>
+        <w:t xml:space="preserve">, 95–110. https://doi.org/10.1007/978-981-95-6469-9_8</w:t>
+      </w:r>
+    </w:p>
+    <w:p>
+      <w:pPr>
+        <w:spacing w:after="0" w:before="0" w:line="480" w:lineRule="auto"/>
+        <w:ind w:left="720" w:hanging="720"/>
+        <w:jc w:val="left"/>
+      </w:pPr>
+      <w:r>
+        <w:rPr>
+          <w:i w:val="false"/>
+          <w:iCs w:val="false"/>
+        </w:rPr>
         <w:t xml:space="preserve">Jensen, S. F., Kristensen, J. H., Adamsen, S., Christensen, A., &amp; Waehrens, B. V. (2023). Digital product passports for a circular economy: Data needs for product life cycle decision-making. </w:t>
       </w:r>
       <w:r>
@@ -1639,6 +1919,34 @@
           <w:i w:val="false"/>
           <w:iCs w:val="false"/>
         </w:rPr>
+        <w:t xml:space="preserve">Khan, A. A., &amp; Abonyi, J. (2022). Simulation of sustainable manufacturing solutions: Tools for enabling circular economy. </w:t>
+      </w:r>
+      <w:r>
+        <w:rPr>
+          <w:i/>
+          <w:iCs/>
+        </w:rPr>
+        <w:t xml:space="preserve">Sustainability, 14</w:t>
+      </w:r>
+      <w:r>
+        <w:rPr>
+          <w:i w:val="false"/>
+          <w:iCs w:val="false"/>
+        </w:rPr>
+        <w:t xml:space="preserve">(15), 9796. https://doi.org/10.3390/su14159796</w:t>
+      </w:r>
+    </w:p>
+    <w:p>
+      <w:pPr>
+        <w:spacing w:after="0" w:before="0" w:line="480" w:lineRule="auto"/>
+        <w:ind w:left="720" w:hanging="720"/>
+        <w:jc w:val="left"/>
+      </w:pPr>
+      <w:r>
+        <w:rPr>
+          <w:i w:val="false"/>
+          <w:iCs w:val="false"/>
+        </w:rPr>
         <w:t xml:space="preserve">Khan, M., Ajmal, M. M., Jabeen, F., Talwar, S., &amp; Dhir, A. (2023). Green supply chain management in manufacturing firms: A resource-based viewpoint. </w:t>
       </w:r>
       <w:r>
@@ -1723,6 +2031,34 @@
           <w:i w:val="false"/>
           <w:iCs w:val="false"/>
         </w:rPr>
+        <w:t xml:space="preserve">Lahane, S., &amp; Kant, R. (2022). Investigating the sustainable development goals derived due to adoption of circular economy practices. </w:t>
+      </w:r>
+      <w:r>
+        <w:rPr>
+          <w:i/>
+          <w:iCs/>
+        </w:rPr>
+        <w:t xml:space="preserve">Waste Management, 143</w:t>
+      </w:r>
+      <w:r>
+        <w:rPr>
+          <w:i w:val="false"/>
+          <w:iCs w:val="false"/>
+        </w:rPr>
+        <w:t xml:space="preserve">, 1–14. https://doi.org/10.1016/j.wasman.2022.02.016</w:t>
+      </w:r>
+    </w:p>
+    <w:p>
+      <w:pPr>
+        <w:spacing w:after="0" w:before="0" w:line="480" w:lineRule="auto"/>
+        <w:ind w:left="720" w:hanging="720"/>
+        <w:jc w:val="left"/>
+      </w:pPr>
+      <w:r>
+        <w:rPr>
+          <w:i w:val="false"/>
+          <w:iCs w:val="false"/>
+        </w:rPr>
         <w:t xml:space="preserve">Langley, D. J., Rosca, E., Angelopoulos, M., Kamminga, O., &amp; Hooijer, C. (2023). Orchestrating a smart circular economy: Guiding principles for digital product passports. </w:t>
       </w:r>
       <w:r>
@@ -1779,6 +2115,34 @@
           <w:i w:val="false"/>
           <w:iCs w:val="false"/>
         </w:rPr>
+        <w:t xml:space="preserve">Li, Z., Han, X., &amp; Zhang, T. (2026). Economic and environmental trade-offs in circular food systems: Toward cleaner agricultural production and responsible consumption. </w:t>
+      </w:r>
+      <w:r>
+        <w:rPr>
+          <w:i/>
+          <w:iCs/>
+        </w:rPr>
+        <w:t xml:space="preserve">Journal of Cleaner Production, 572</w:t>
+      </w:r>
+      <w:r>
+        <w:rPr>
+          <w:i w:val="false"/>
+          <w:iCs w:val="false"/>
+        </w:rPr>
+        <w:t xml:space="preserve">, 148878. https://doi.org/10.1016/j.jclepro.2026.148878</w:t>
+      </w:r>
+    </w:p>
+    <w:p>
+      <w:pPr>
+        <w:spacing w:after="0" w:before="0" w:line="480" w:lineRule="auto"/>
+        <w:ind w:left="720" w:hanging="720"/>
+        <w:jc w:val="left"/>
+      </w:pPr>
+      <w:r>
+        <w:rPr>
+          <w:i w:val="false"/>
+          <w:iCs w:val="false"/>
+        </w:rPr>
         <w:t xml:space="preserve">Lieder, M., &amp; Rashid, A. (2016). Towards circular economy implementation: A comprehensive review in context of manufacturing industry. </w:t>
       </w:r>
       <w:r>
@@ -1863,6 +2227,34 @@
           <w:i w:val="false"/>
           <w:iCs w:val="false"/>
         </w:rPr>
+        <w:t xml:space="preserve">Mesbahi, Z., Pellegrini, T., &amp; Roiser, S. (2026). Companies in transition: Adapting to the digital product passport and the circular economy. </w:t>
+      </w:r>
+      <w:r>
+        <w:rPr>
+          <w:i/>
+          <w:iCs/>
+        </w:rPr>
+        <w:t xml:space="preserve">Intelligent Systems Reference Library, 285</w:t>
+      </w:r>
+      <w:r>
+        <w:rPr>
+          <w:i w:val="false"/>
+          <w:iCs w:val="false"/>
+        </w:rPr>
+        <w:t xml:space="preserve">, 191–204. https://doi.org/10.1007/978-3-032-24395-9_8</w:t>
+      </w:r>
+    </w:p>
+    <w:p>
+      <w:pPr>
+        <w:spacing w:after="0" w:before="0" w:line="480" w:lineRule="auto"/>
+        <w:ind w:left="720" w:hanging="720"/>
+        <w:jc w:val="left"/>
+      </w:pPr>
+      <w:r>
+        <w:rPr>
+          <w:i w:val="false"/>
+          <w:iCs w:val="false"/>
+        </w:rPr>
         <w:t xml:space="preserve">Moher, D., Liberati, A., Tetzlaff, J., &amp; Altman, D. G. (2009). Preferred reporting items for systematic reviews and meta-analyses: The PRISMA statement. </w:t>
       </w:r>
       <w:r>
@@ -1891,6 +2283,34 @@
           <w:i w:val="false"/>
           <w:iCs w:val="false"/>
         </w:rPr>
+        <w:t xml:space="preserve">Munonye, W. C., &amp; Munonye, D. I. (2026). Beyond greenwashing: How circular economy metrics could revolutionize ESG investing. </w:t>
+      </w:r>
+      <w:r>
+        <w:rPr>
+          <w:i/>
+          <w:iCs/>
+        </w:rPr>
+        <w:t xml:space="preserve">Frontiers in Sustainability, 6</w:t>
+      </w:r>
+      <w:r>
+        <w:rPr>
+          <w:i w:val="false"/>
+          <w:iCs w:val="false"/>
+        </w:rPr>
+        <w:t xml:space="preserve">, 1588374. https://doi.org/10.3389/frsus.2025.1588374</w:t>
+      </w:r>
+    </w:p>
+    <w:p>
+      <w:pPr>
+        <w:spacing w:after="0" w:before="0" w:line="480" w:lineRule="auto"/>
+        <w:ind w:left="720" w:hanging="720"/>
+        <w:jc w:val="left"/>
+      </w:pPr>
+      <w:r>
+        <w:rPr>
+          <w:i w:val="false"/>
+          <w:iCs w:val="false"/>
+        </w:rPr>
         <w:t xml:space="preserve">Nahavandi, S. (2019). Industry 5.0—A human-centric solution. </w:t>
       </w:r>
       <w:r>
@@ -2003,6 +2423,34 @@
           <w:i w:val="false"/>
           <w:iCs w:val="false"/>
         </w:rPr>
+        <w:t xml:space="preserve">Panagiotopoulou, V. C., Giannoulis, C., &amp; Stavropoulos, P. (2026). Supply chain optimisation algorithm based on circular economy and sustainability criteria for repairing processes. </w:t>
+      </w:r>
+      <w:r>
+        <w:rPr>
+          <w:i/>
+          <w:iCs/>
+        </w:rPr>
+        <w:t xml:space="preserve">Procedia CIRP, 146</w:t>
+      </w:r>
+      <w:r>
+        <w:rPr>
+          <w:i w:val="false"/>
+          <w:iCs w:val="false"/>
+        </w:rPr>
+        <w:t xml:space="preserve">, 150–153. https://doi.org/10.1016/j.procir.2026.03.210</w:t>
+      </w:r>
+    </w:p>
+    <w:p>
+      <w:pPr>
+        <w:spacing w:after="0" w:before="0" w:line="480" w:lineRule="auto"/>
+        <w:ind w:left="720" w:hanging="720"/>
+        <w:jc w:val="left"/>
+      </w:pPr>
+      <w:r>
+        <w:rPr>
+          <w:i w:val="false"/>
+          <w:iCs w:val="false"/>
+        </w:rPr>
         <w:t xml:space="preserve">Patyal, V. S., Sarma, P. R. S., Modgil, S., Nag, T., &amp; Dennehy, D. (2022). Mapping the links between Industry 4.0, circular economy and sustainability: A systematic literature review. </w:t>
       </w:r>
       <w:r>
@@ -2031,6 +2479,62 @@
           <w:i w:val="false"/>
           <w:iCs w:val="false"/>
         </w:rPr>
+        <w:t xml:space="preserve">Pourjafarian, M., Farrukh, A., Rezapour, M., Plociennik, C., &amp; Ruskowski, M. (2026). Integration of product circularity indicators into the digital product passport based on the asset administration shell. </w:t>
+      </w:r>
+      <w:r>
+        <w:rPr>
+          <w:i/>
+          <w:iCs/>
+        </w:rPr>
+        <w:t xml:space="preserve">Procedia Computer Science, 277</w:t>
+      </w:r>
+      <w:r>
+        <w:rPr>
+          <w:i w:val="false"/>
+          <w:iCs w:val="false"/>
+        </w:rPr>
+        <w:t xml:space="preserve">, 3297–3306. https://doi.org/10.1016/j.procs.2026.02.366</w:t>
+      </w:r>
+    </w:p>
+    <w:p>
+      <w:pPr>
+        <w:spacing w:after="0" w:before="0" w:line="480" w:lineRule="auto"/>
+        <w:ind w:left="720" w:hanging="720"/>
+        <w:jc w:val="left"/>
+      </w:pPr>
+      <w:r>
+        <w:rPr>
+          <w:i w:val="false"/>
+          <w:iCs w:val="false"/>
+        </w:rPr>
+        <w:t xml:space="preserve">Prakash, N., Dharshne, M., Karthikeyan, P., Sree, A. K., &amp; Krishnashree, S. (2026). Metrics and performance measurement for circular economy. En </w:t>
+      </w:r>
+      <w:r>
+        <w:rPr>
+          <w:i/>
+          <w:iCs/>
+        </w:rPr>
+        <w:t xml:space="preserve">Manufacturing and the circular economy</w:t>
+      </w:r>
+      <w:r>
+        <w:rPr>
+          <w:i w:val="false"/>
+          <w:iCs w:val="false"/>
+        </w:rPr>
+        <w:t xml:space="preserve"> (pp. 253–287).</w:t>
+      </w:r>
+    </w:p>
+    <w:p>
+      <w:pPr>
+        <w:spacing w:after="0" w:before="0" w:line="480" w:lineRule="auto"/>
+        <w:ind w:left="720" w:hanging="720"/>
+        <w:jc w:val="left"/>
+      </w:pPr>
+      <w:r>
+        <w:rPr>
+          <w:i w:val="false"/>
+          <w:iCs w:val="false"/>
+        </w:rPr>
         <w:t xml:space="preserve">Psarommatis, F., &amp; May, G. (2024). Digital product passport: A pathway to circularity and sustainability in modern manufacturing. </w:t>
       </w:r>
       <w:r>
@@ -2115,6 +2619,118 @@
           <w:i w:val="false"/>
           <w:iCs w:val="false"/>
         </w:rPr>
+        <w:t xml:space="preserve">Rao, K. S., Rao, S. G., Rao, U. V. A., &amp; Baburao, C. (2026). Designing circular supply chains for ethical and responsible production. En </w:t>
+      </w:r>
+      <w:r>
+        <w:rPr>
+          <w:i/>
+          <w:iCs/>
+        </w:rPr>
+        <w:t xml:space="preserve">Ethical sourcing for responsible supply chain management</w:t>
+      </w:r>
+      <w:r>
+        <w:rPr>
+          <w:i w:val="false"/>
+          <w:iCs w:val="false"/>
+        </w:rPr>
+        <w:t xml:space="preserve"> (pp. 95–125). https://doi.org/10.4018/979-8-3373-7143-6.ch004</w:t>
+      </w:r>
+    </w:p>
+    <w:p>
+      <w:pPr>
+        <w:spacing w:after="0" w:before="0" w:line="480" w:lineRule="auto"/>
+        <w:ind w:left="720" w:hanging="720"/>
+        <w:jc w:val="left"/>
+      </w:pPr>
+      <w:r>
+        <w:rPr>
+          <w:i w:val="false"/>
+          <w:iCs w:val="false"/>
+        </w:rPr>
+        <w:t xml:space="preserve">Rodríguez-Mañay, L. O., Guaita-Pradas, I., &amp; Marques-Perez, I. (2026). The circular economy in European Union supply chains: A literature review. </w:t>
+      </w:r>
+      <w:r>
+        <w:rPr>
+          <w:i/>
+          <w:iCs/>
+        </w:rPr>
+        <w:t xml:space="preserve">Sustainable Development</w:t>
+      </w:r>
+      <w:r>
+        <w:rPr>
+          <w:i w:val="false"/>
+          <w:iCs w:val="false"/>
+        </w:rPr>
+        <w:t xml:space="preserve">. Publicación anticipada en línea. https://doi.org/10.1002/sd.70855</w:t>
+      </w:r>
+    </w:p>
+    <w:p>
+      <w:pPr>
+        <w:spacing w:after="0" w:before="0" w:line="480" w:lineRule="auto"/>
+        <w:ind w:left="720" w:hanging="720"/>
+        <w:jc w:val="left"/>
+      </w:pPr>
+      <w:r>
+        <w:rPr>
+          <w:i w:val="false"/>
+          <w:iCs w:val="false"/>
+        </w:rPr>
+        <w:t xml:space="preserve">Roy, M., Maruf, N., &amp; Salimullah, A. H. M. (2026). Exploring the synergy of green manufacturing, sustainable supply chains, and circular economy: A systematic review of strategies, challenges, and opportunities. En </w:t>
+      </w:r>
+      <w:r>
+        <w:rPr>
+          <w:i/>
+          <w:iCs/>
+        </w:rPr>
+        <w:t xml:space="preserve">Sustainable supply chain management: Industry-driven practices for a resilient future</w:t>
+      </w:r>
+      <w:r>
+        <w:rPr>
+          <w:i w:val="false"/>
+          <w:iCs w:val="false"/>
+        </w:rPr>
+        <w:t xml:space="preserve"> (pp. 111–123). https://doi.org/10.1201/9781003770008-12</w:t>
+      </w:r>
+    </w:p>
+    <w:p>
+      <w:pPr>
+        <w:spacing w:after="0" w:before="0" w:line="480" w:lineRule="auto"/>
+        <w:ind w:left="720" w:hanging="720"/>
+        <w:jc w:val="left"/>
+      </w:pPr>
+      <w:r>
+        <w:rPr>
+          <w:i w:val="false"/>
+          <w:iCs w:val="false"/>
+        </w:rPr>
+        <w:t xml:space="preserve">Sadiq, M., Nisar, Q. A., Kautish, P., Sarma, P. R. S., &amp; Haider, S. (2026). From circularity to sustainability: Leveraging Industry 4.0 for circular and supply chain resilience. </w:t>
+      </w:r>
+      <w:r>
+        <w:rPr>
+          <w:i/>
+          <w:iCs/>
+        </w:rPr>
+        <w:t xml:space="preserve">Technovation, 157</w:t>
+      </w:r>
+      <w:r>
+        <w:rPr>
+          <w:i w:val="false"/>
+          <w:iCs w:val="false"/>
+        </w:rPr>
+        <w:t xml:space="preserve">, 103653. https://doi.org/10.1016/j.technovation.2026.103653</w:t>
+      </w:r>
+    </w:p>
+    <w:p>
+      <w:pPr>
+        <w:spacing w:after="0" w:before="0" w:line="480" w:lineRule="auto"/>
+        <w:ind w:left="720" w:hanging="720"/>
+        <w:jc w:val="left"/>
+      </w:pPr>
+      <w:r>
+        <w:rPr>
+          <w:i w:val="false"/>
+          <w:iCs w:val="false"/>
+        </w:rPr>
         <w:t xml:space="preserve">Saharan, A., Samadhiya, A., Kumar, A., Pandey, K. K., Luthra, S., &amp; Garza-Reyes, J. A. (2023). Achieving circularity is a distant dream: Entrepreneurial barriers to circular business models in SMEs of emerging economies. </w:t>
       </w:r>
       <w:r>
@@ -2143,6 +2759,34 @@
           <w:i w:val="false"/>
           <w:iCs w:val="false"/>
         </w:rPr>
+        <w:t xml:space="preserve">Sahidu Jawula Mandego, A., Owusu Kwateng, K., Tetteh, F. K., &amp; Manu, D. (2026). Circular economy capability and supply chain sustainability: The roles of green orientation and technology orientation. </w:t>
+      </w:r>
+      <w:r>
+        <w:rPr>
+          <w:i/>
+          <w:iCs/>
+        </w:rPr>
+        <w:t xml:space="preserve">International Journal of Logistics Management</w:t>
+      </w:r>
+      <w:r>
+        <w:rPr>
+          <w:i w:val="false"/>
+          <w:iCs w:val="false"/>
+        </w:rPr>
+        <w:t xml:space="preserve">. Publicación anticipada en línea. https://doi.org/10.1108/IJLM-07-2025-0455</w:t>
+      </w:r>
+    </w:p>
+    <w:p>
+      <w:pPr>
+        <w:spacing w:after="0" w:before="0" w:line="480" w:lineRule="auto"/>
+        <w:ind w:left="720" w:hanging="720"/>
+        <w:jc w:val="left"/>
+      </w:pPr>
+      <w:r>
+        <w:rPr>
+          <w:i w:val="false"/>
+          <w:iCs w:val="false"/>
+        </w:rPr>
         <w:t xml:space="preserve">Sahoo, S., &amp; Jakhar, S. K. (2024). Industry 4.0 deployment for circular economy performance—Understanding the role of green procurement and remanufacturing activities. </w:t>
       </w:r>
       <w:r>
@@ -2199,6 +2843,34 @@
           <w:i w:val="false"/>
           <w:iCs w:val="false"/>
         </w:rPr>
+        <w:t xml:space="preserve">Saroha, M., Garg, D., &amp; Luthra, S. (2022). Analyzing the circular supply chain management performance measurement framework: The modified balanced scorecard technique. </w:t>
+      </w:r>
+      <w:r>
+        <w:rPr>
+          <w:i/>
+          <w:iCs/>
+        </w:rPr>
+        <w:t xml:space="preserve">International Journal of System Assurance Engineering and Management, 13</w:t>
+      </w:r>
+      <w:r>
+        <w:rPr>
+          <w:i w:val="false"/>
+          <w:iCs w:val="false"/>
+        </w:rPr>
+        <w:t xml:space="preserve">, 951–960. https://doi.org/10.1007/s13198-021-01482-4</w:t>
+      </w:r>
+    </w:p>
+    <w:p>
+      <w:pPr>
+        <w:spacing w:after="0" w:before="0" w:line="480" w:lineRule="auto"/>
+        <w:ind w:left="720" w:hanging="720"/>
+        <w:jc w:val="left"/>
+      </w:pPr>
+      <w:r>
+        <w:rPr>
+          <w:i w:val="false"/>
+          <w:iCs w:val="false"/>
+        </w:rPr>
         <w:t xml:space="preserve">Seuring, S., &amp; Müller, M. (2008). From a literature review to a conceptual framework for sustainable supply chain management. </w:t>
       </w:r>
       <w:r>
@@ -2227,6 +2899,62 @@
           <w:i w:val="false"/>
           <w:iCs w:val="false"/>
         </w:rPr>
+        <w:t xml:space="preserve">Shahzad, F., Ben Zaied, Y., &amp; Zhang, Q. (2026). Integrating Industry 4.0 technologies into green supply chains: An empirical investigation of pathways to green innovation and circular economy. </w:t>
+      </w:r>
+      <w:r>
+        <w:rPr>
+          <w:i/>
+          <w:iCs/>
+        </w:rPr>
+        <w:t xml:space="preserve">International Journal of Production Economics, 291</w:t>
+      </w:r>
+      <w:r>
+        <w:rPr>
+          <w:i w:val="false"/>
+          <w:iCs w:val="false"/>
+        </w:rPr>
+        <w:t xml:space="preserve">, 109859. https://doi.org/10.1016/j.ijpe.2025.109859</w:t>
+      </w:r>
+    </w:p>
+    <w:p>
+      <w:pPr>
+        <w:spacing w:after="0" w:before="0" w:line="480" w:lineRule="auto"/>
+        <w:ind w:left="720" w:hanging="720"/>
+        <w:jc w:val="left"/>
+      </w:pPr>
+      <w:r>
+        <w:rPr>
+          <w:i w:val="false"/>
+          <w:iCs w:val="false"/>
+        </w:rPr>
+        <w:t xml:space="preserve">Singh, R., Leal, W., Kumar, V., &amp; Ali, A. (2026). Global best practices in tech driven sustainability: Smart CE and manufacturing sector. </w:t>
+      </w:r>
+      <w:r>
+        <w:rPr>
+          <w:i/>
+          <w:iCs/>
+        </w:rPr>
+        <w:t xml:space="preserve">World Sustainability Series, F1465</w:t>
+      </w:r>
+      <w:r>
+        <w:rPr>
+          <w:i w:val="false"/>
+          <w:iCs w:val="false"/>
+        </w:rPr>
+        <w:t xml:space="preserve">, 3–18. https://doi.org/10.1007/978-3-032-13412-7_1</w:t>
+      </w:r>
+    </w:p>
+    <w:p>
+      <w:pPr>
+        <w:spacing w:after="0" w:before="0" w:line="480" w:lineRule="auto"/>
+        <w:ind w:left="720" w:hanging="720"/>
+        <w:jc w:val="left"/>
+      </w:pPr>
+      <w:r>
+        <w:rPr>
+          <w:i w:val="false"/>
+          <w:iCs w:val="false"/>
+        </w:rPr>
         <w:t xml:space="preserve">Srivastava, S. K. (2007). Green supply-chain management: A state-of-the-art literature review. </w:t>
       </w:r>
       <w:r>
@@ -2326,6 +3054,34 @@
           <w:iCs w:val="false"/>
         </w:rPr>
         <w:t xml:space="preserve">, 108268. https://doi.org/10.1016/j.cie.2022.108268</w:t>
+      </w:r>
+    </w:p>
+    <w:p>
+      <w:pPr>
+        <w:spacing w:after="0" w:before="0" w:line="480" w:lineRule="auto"/>
+        <w:ind w:left="720" w:hanging="720"/>
+        <w:jc w:val="left"/>
+      </w:pPr>
+      <w:r>
+        <w:rPr>
+          <w:i w:val="false"/>
+          <w:iCs w:val="false"/>
+        </w:rPr>
+        <w:t xml:space="preserve">Theeraworawit, M., Suriyankietkaew, S., &amp; Hallinger, P. (2022). Sustainable supply chain management in a circular economy: A bibliometric review. </w:t>
+      </w:r>
+      <w:r>
+        <w:rPr>
+          <w:i/>
+          <w:iCs/>
+        </w:rPr>
+        <w:t xml:space="preserve">Sustainability, 14</w:t>
+      </w:r>
+      <w:r>
+        <w:rPr>
+          <w:i w:val="false"/>
+          <w:iCs w:val="false"/>
+        </w:rPr>
+        <w:t xml:space="preserve">(15), 9304. https://doi.org/10.3390/su14159304</w:t>
       </w:r>
     </w:p>
     <w:p>
@@ -2661,7 +3417,7 @@
           <w:i w:val="false"/>
           <w:iCs w:val="false"/>
         </w:rPr>
-        <w:t xml:space="preserve">Esta lista reúne 58 referencias reales; más de la mitad (2022–2025) fueron localizadas y verificadas por búsqueda web, con su DOI, de modo que el artículo cumple el doble requisito de la rúbrica: mínimo 50 referencias y al menos 60 % de los últimos cinco años. Antes de entregar: (1) verifica cada referencia en la fuente original (DOI, volumen y páginas), en especial unas pocas marcadas para confirmar en la matriz de Excel; (2) registra cada artículo en la matriz compartida con su aporte; y (3) ajusta las cifras del flujo PRISMA (412/316/102/58) a los resultados reales de tu búsqueda. Nota: estas referencias provienen de búsqueda web (bases como RePEc, repositorios y páginas de editor), no de una consulta directa a Scopus; confírmalas con tu acceso institucional.</w:t>
+        <w:t xml:space="preserve">Esta lista reúne 85 referencias reales y supera el mínimo de 50 de la rúbrica, con cerca del 73 % publicadas en los últimos cinco años. Su núcleo son los 28 estudios recuperados de tu búsqueda sistemática en Scopus, ya reflejados en el flujo PRISMA (43 identificados; 15 de SciELO excluidos por estar fuera del foco temático; 28 incluidos), complementados con fuentes seminales de marco conceptual y referencias recientes adicionales. Antes de entregar: (1) sube los 28 artículos de Scopus al OneDrive del grupo y regístralos en la matriz de Excel con su aporte; (2) verifica cada referencia en la fuente original (DOI, volumen y páginas), en especial las pocas marcadas para confirmar; y (3) conserva tus exportaciones .bib/.ris de Scopus y SciELO como evidencia de la trazabilidad.</w:t>
       </w:r>
     </w:p>
     <w:p>

--- a/Articulo_Sostenibilidad_EconomiaCircular_ESG.docx
+++ b/Articulo_Sostenibilidad_EconomiaCircular_ESG.docx
@@ -2479,6 +2479,34 @@
           <w:i w:val="false"/>
           <w:iCs w:val="false"/>
         </w:rPr>
+        <w:t xml:space="preserve">Pawar, P. S., &amp; Alsedais, B. A. (2026). Building sustainable supply chain resilience through digitalisation and circular practices: Evidence from emerging economies. </w:t>
+      </w:r>
+      <w:r>
+        <w:rPr>
+          <w:i/>
+          <w:iCs/>
+        </w:rPr>
+        <w:t xml:space="preserve">Sustainability, 18</w:t>
+      </w:r>
+      <w:r>
+        <w:rPr>
+          <w:i w:val="false"/>
+          <w:iCs w:val="false"/>
+        </w:rPr>
+        <w:t xml:space="preserve">(3), 1393. https://doi.org/10.3390/su18031393</w:t>
+      </w:r>
+    </w:p>
+    <w:p>
+      <w:pPr>
+        <w:spacing w:after="0" w:before="0" w:line="480" w:lineRule="auto"/>
+        <w:ind w:left="720" w:hanging="720"/>
+        <w:jc w:val="left"/>
+      </w:pPr>
+      <w:r>
+        <w:rPr>
+          <w:i w:val="false"/>
+          <w:iCs w:val="false"/>
+        </w:rPr>
         <w:t xml:space="preserve">Pourjafarian, M., Farrukh, A., Rezapour, M., Plociennik, C., &amp; Ruskowski, M. (2026). Integration of product circularity indicators into the digital product passport based on the asset administration shell. </w:t>
       </w:r>
       <w:r>
@@ -3417,7 +3445,7 @@
           <w:i w:val="false"/>
           <w:iCs w:val="false"/>
         </w:rPr>
-        <w:t xml:space="preserve">Esta lista reúne 85 referencias reales y supera el mínimo de 50 de la rúbrica, con cerca del 73 % publicadas en los últimos cinco años. Su núcleo son los 28 estudios recuperados de tu búsqueda sistemática en Scopus, ya reflejados en el flujo PRISMA (43 identificados; 15 de SciELO excluidos por estar fuera del foco temático; 28 incluidos), complementados con fuentes seminales de marco conceptual y referencias recientes adicionales. Antes de entregar: (1) sube los 28 artículos de Scopus al OneDrive del grupo y regístralos en la matriz de Excel con su aporte; (2) verifica cada referencia en la fuente original (DOI, volumen y páginas), en especial las pocas marcadas para confirmar; y (3) conserva tus exportaciones .bib/.ris de Scopus y SciELO como evidencia de la trazabilidad.</w:t>
+        <w:t xml:space="preserve">Esta lista reúne 86 referencias reales y supera el mínimo de 50 de la rúbrica, con cerca del 73 % publicadas en los últimos cinco años. Su núcleo son los 28 estudios recuperados de tu búsqueda sistemática en Scopus, ya reflejados en el flujo PRISMA (43 identificados; 15 de SciELO excluidos por estar fuera del foco temático; 28 incluidos), complementados con fuentes seminales de marco conceptual y referencias recientes adicionales. Antes de entregar: (1) sube los 28 artículos de Scopus al OneDrive del grupo y regístralos en la matriz de Excel con su aporte; (2) verifica cada referencia en la fuente original (DOI, volumen y páginas), en especial las pocas marcadas para confirmar; y (3) conserva tus exportaciones .bib/.ris de Scopus y SciELO como evidencia de la trazabilidad.</w:t>
       </w:r>
     </w:p>
     <w:p>
